--- a/lab1/Laboratory work 1 (1).docx
+++ b/lab1/Laboratory work 1 (1).docx
@@ -1,7 +1,168 @@
 
 <file path=word/document.xml><?xml version="1.0" encoding="utf-8"?>
-<w:document xmlns:wpc="http://schemas.microsoft.com/office/word/2010/wordprocessingCanvas" xmlns:cx="http://schemas.microsoft.com/office/drawing/2014/chartex" xmlns:cx1="http://schemas.microsoft.com/office/drawing/2015/9/8/chartex" xmlns:cx2="http://schemas.microsoft.com/office/drawing/2015/10/21/chartex" xmlns:cx3="http://schemas.microsoft.com/office/drawing/2016/5/9/chartex" xmlns:cx4="http://schemas.microsoft.com/office/drawing/2016/5/10/chartex" xmlns:cx5="http://schemas.microsoft.com/office/drawing/2016/5/11/chartex" xmlns:cx6="http://schemas.microsoft.com/office/drawing/2016/5/12/chartex" xmlns:cx7="http://schemas.microsoft.com/office/drawing/2016/5/13/chartex" xmlns:cx8="http://schemas.microsoft.com/office/drawing/2016/5/14/chartex" xmlns:mc="http://schemas.openxmlformats.org/markup-compatibility/2006" xmlns:aink="http://schemas.microsoft.com/office/drawing/2016/ink" xmlns:am3d="http://schemas.microsoft.com/office/drawing/2017/model3d" xmlns:o="urn:schemas-microsoft-com:office:office" xmlns:oel="http://schemas.microsoft.com/office/2019/extlst" xmlns:r="http://schemas.openxmlformats.org/officeDocument/2006/relationships" xmlns:m="http://schemas.openxmlformats.org/officeDocument/2006/math" xmlns:v="urn:schemas-microsoft-com:vml" xmlns:wp14="http://schemas.microsoft.com/office/word/2010/wordprocessingDrawing" xmlns:wp="http://schemas.openxmlformats.org/drawingml/2006/wordprocessingDrawing" xmlns:w10="urn:schemas-microsoft-com:office:word" xmlns:w="http://schemas.openxmlformats.org/wordprocessingml/2006/main" xmlns:w14="http://schemas.microsoft.com/office/word/2010/wordml" xmlns:w15="http://schemas.microsoft.com/office/word/2012/wordml" xmlns:w16cex="http://schemas.microsoft.com/office/word/2018/wordml/cex" xmlns:w16cid="http://schemas.microsoft.com/office/word/2016/wordml/cid" xmlns:w16="http://schemas.microsoft.com/office/word/2018/wordml" xmlns:w16du="http://schemas.microsoft.com/office/word/2023/wordml/word16du" xmlns:w16sdtdh="http://schemas.microsoft.com/office/word/2020/wordml/sdtdatahash" xmlns:w16sdtfl="http://schemas.microsoft.com/office/word/2024/wordml/sdtformatlock" xmlns:w16se="http://schemas.microsoft.com/office/word/2015/wordml/symex" xmlns:wpg="http://schemas.microsoft.com/office/word/2010/wordprocessingGroup" xmlns:wpi="http://schemas.microsoft.com/office/word/2010/wordprocessingInk" xmlns:wne="http://schemas.microsoft.com/office/word/2006/wordml" xmlns:wps="http://schemas.microsoft.com/office/word/2010/wordprocessingShape" mc:Ignorable="w14 w15 w16se w16cid w16 w16cex w16sdtdh w16sdtfl w16du wp14">
+<w:document xmlns:wpc="http://schemas.microsoft.com/office/word/2010/wordprocessingCanvas" xmlns:cx="http://schemas.microsoft.com/office/drawing/2014/chartex" xmlns:cx1="http://schemas.microsoft.com/office/drawing/2015/9/8/chartex" xmlns:cx2="http://schemas.microsoft.com/office/drawing/2015/10/21/chartex" xmlns:cx3="http://schemas.microsoft.com/office/drawing/2016/5/9/chartex" xmlns:cx4="http://schemas.microsoft.com/office/drawing/2016/5/10/chartex" xmlns:cx5="http://schemas.microsoft.com/office/drawing/2016/5/11/chartex" xmlns:cx6="http://schemas.microsoft.com/office/drawing/2016/5/12/chartex" xmlns:cx7="http://schemas.microsoft.com/office/drawing/2016/5/13/chartex" xmlns:cx8="http://schemas.microsoft.com/office/drawing/2016/5/14/chartex" xmlns:mc="http://schemas.openxmlformats.org/markup-compatibility/2006" xmlns:o="urn:schemas-microsoft-com:office:office" xmlns:r="http://schemas.openxmlformats.org/officeDocument/2006/relationships" xmlns:m="http://schemas.openxmlformats.org/officeDocument/2006/math" xmlns:v="urn:schemas-microsoft-com:vml" xmlns:wp14="http://schemas.microsoft.com/office/word/2010/wordprocessingDrawing" xmlns:wp="http://schemas.openxmlformats.org/drawingml/2006/wordprocessingDrawing" xmlns:w="http://schemas.openxmlformats.org/wordprocessingml/2006/main" xmlns:w14="http://schemas.microsoft.com/office/word/2010/wordml" xmlns:w10="urn:schemas-microsoft-com:office:word" xmlns:w15="http://schemas.microsoft.com/office/word/2012/wordml" xmlns:wpg="http://schemas.microsoft.com/office/word/2010/wordprocessingGroup" xmlns:wpi="http://schemas.microsoft.com/office/word/2010/wordprocessingInk" xmlns:wne="http://schemas.microsoft.com/office/word/2006/wordml" xmlns:wps="http://schemas.microsoft.com/office/word/2010/wordprocessingShape" xmlns:wpsCustomData="http://www.wps.cn/officeDocument/2013/wpsCustomData" mc:Ignorable="w14 w15 wp14">
   <w:body>
+    <w:p>
+      <w:pPr>
+        <w:rPr>
+          <w:b/>
+          <w:bCs/>
+          <w:sz w:val="28"/>
+          <w:szCs w:val="28"/>
+        </w:rPr>
+      </w:pPr>
+    </w:p>
+    <w:p>
+      <w:pPr>
+        <w:rPr>
+          <w:b/>
+          <w:bCs/>
+          <w:sz w:val="28"/>
+          <w:szCs w:val="28"/>
+        </w:rPr>
+      </w:pPr>
+    </w:p>
+    <w:p>
+      <w:pPr>
+        <w:rPr>
+          <w:rFonts w:hint="default"/>
+          <w:b/>
+          <w:bCs/>
+          <w:sz w:val="28"/>
+          <w:szCs w:val="28"/>
+          <w:lang w:val="en-US"/>
+        </w:rPr>
+      </w:pPr>
+      <w:r>
+        <w:rPr>
+          <w:rFonts w:hint="default"/>
+          <w:b/>
+          <w:bCs/>
+          <w:sz w:val="28"/>
+          <w:szCs w:val="28"/>
+          <w:lang w:val="en-US"/>
+        </w:rPr>
+        <w:drawing>
+          <wp:inline distT="0" distB="0" distL="114300" distR="114300">
+            <wp:extent cx="6397625" cy="7388860"/>
+            <wp:effectExtent l="0" t="0" r="3175" b="2540"/>
+            <wp:docPr id="1" name="Изображение 1" descr="sql"/>
+            <wp:cNvGraphicFramePr>
+              <a:graphicFrameLocks xmlns:a="http://schemas.openxmlformats.org/drawingml/2006/main" noChangeAspect="1"/>
+            </wp:cNvGraphicFramePr>
+            <a:graphic xmlns:a="http://schemas.openxmlformats.org/drawingml/2006/main">
+              <a:graphicData uri="http://schemas.openxmlformats.org/drawingml/2006/picture">
+                <pic:pic xmlns:pic="http://schemas.openxmlformats.org/drawingml/2006/picture">
+                  <pic:nvPicPr>
+                    <pic:cNvPr id="1" name="Изображение 1" descr="sql"/>
+                    <pic:cNvPicPr>
+                      <a:picLocks noChangeAspect="1"/>
+                    </pic:cNvPicPr>
+                  </pic:nvPicPr>
+                  <pic:blipFill>
+                    <a:blip r:embed="rId4"/>
+                    <a:stretch>
+                      <a:fillRect/>
+                    </a:stretch>
+                  </pic:blipFill>
+                  <pic:spPr>
+                    <a:xfrm>
+                      <a:off x="0" y="0"/>
+                      <a:ext cx="6397625" cy="7388860"/>
+                    </a:xfrm>
+                    <a:prstGeom prst="rect">
+                      <a:avLst/>
+                    </a:prstGeom>
+                  </pic:spPr>
+                </pic:pic>
+              </a:graphicData>
+            </a:graphic>
+          </wp:inline>
+        </w:drawing>
+      </w:r>
+      <w:bookmarkStart w:id="0" w:name="_GoBack"/>
+      <w:bookmarkEnd w:id="0"/>
+    </w:p>
+    <w:p>
+      <w:pPr>
+        <w:rPr>
+          <w:b/>
+          <w:bCs/>
+          <w:sz w:val="28"/>
+          <w:szCs w:val="28"/>
+        </w:rPr>
+      </w:pPr>
+    </w:p>
+    <w:p>
+      <w:pPr>
+        <w:rPr>
+          <w:b/>
+          <w:bCs/>
+          <w:sz w:val="28"/>
+          <w:szCs w:val="28"/>
+        </w:rPr>
+      </w:pPr>
+    </w:p>
+    <w:p>
+      <w:pPr>
+        <w:rPr>
+          <w:b/>
+          <w:bCs/>
+          <w:sz w:val="28"/>
+          <w:szCs w:val="28"/>
+        </w:rPr>
+      </w:pPr>
+    </w:p>
+    <w:p>
+      <w:pPr>
+        <w:rPr>
+          <w:b/>
+          <w:bCs/>
+          <w:sz w:val="28"/>
+          <w:szCs w:val="28"/>
+        </w:rPr>
+      </w:pPr>
+    </w:p>
+    <w:p>
+      <w:pPr>
+        <w:rPr>
+          <w:b/>
+          <w:bCs/>
+          <w:sz w:val="28"/>
+          <w:szCs w:val="28"/>
+        </w:rPr>
+      </w:pPr>
+    </w:p>
+    <w:p>
+      <w:pPr>
+        <w:rPr>
+          <w:b/>
+          <w:bCs/>
+          <w:sz w:val="28"/>
+          <w:szCs w:val="28"/>
+        </w:rPr>
+      </w:pPr>
+    </w:p>
+    <w:p>
+      <w:pPr>
+        <w:rPr>
+          <w:b/>
+          <w:bCs/>
+          <w:sz w:val="28"/>
+          <w:szCs w:val="28"/>
+        </w:rPr>
+      </w:pPr>
+    </w:p>
+    <w:p>
+      <w:pPr>
+        <w:rPr>
+          <w:b/>
+          <w:bCs/>
+          <w:sz w:val="28"/>
+          <w:szCs w:val="28"/>
+        </w:rPr>
+      </w:pPr>
+    </w:p>
     <w:p>
       <w:pPr>
         <w:rPr>
@@ -122,7 +283,7 @@
     </w:p>
     <w:p>
       <w:pPr>
-        <w:pStyle w:val="BodyText"/>
+        <w:pStyle w:val="5"/>
         <w:spacing w:before="1" w:line="237" w:lineRule="auto"/>
         <w:ind w:left="0" w:right="368" w:firstLine="0"/>
         <w:jc w:val="left"/>
@@ -134,7 +295,7 @@
     </w:p>
     <w:p>
       <w:pPr>
-        <w:pStyle w:val="BodyText"/>
+        <w:pStyle w:val="5"/>
         <w:spacing w:before="1" w:line="237" w:lineRule="auto"/>
         <w:ind w:left="0" w:right="368" w:firstLine="0"/>
         <w:jc w:val="left"/>
@@ -307,7 +468,7 @@
     </w:p>
     <w:p>
       <w:pPr>
-        <w:pStyle w:val="BodyText"/>
+        <w:pStyle w:val="5"/>
         <w:spacing w:before="5"/>
         <w:ind w:left="0" w:firstLine="0"/>
         <w:jc w:val="left"/>
@@ -511,10 +672,10 @@
     </w:p>
     <w:p>
       <w:pPr>
-        <w:pStyle w:val="ListParagraph"/>
+        <w:pStyle w:val="7"/>
         <w:numPr>
           <w:ilvl w:val="0"/>
-          <w:numId w:val="2"/>
+          <w:numId w:val="1"/>
         </w:numPr>
         <w:tabs>
           <w:tab w:val="left" w:pos="1008"/>
@@ -714,10 +875,10 @@
     </w:p>
     <w:p>
       <w:pPr>
-        <w:pStyle w:val="ListParagraph"/>
+        <w:pStyle w:val="7"/>
         <w:numPr>
           <w:ilvl w:val="0"/>
-          <w:numId w:val="2"/>
+          <w:numId w:val="1"/>
         </w:numPr>
         <w:tabs>
           <w:tab w:val="left" w:pos="1009"/>
@@ -924,10 +1085,10 @@
     </w:p>
     <w:p>
       <w:pPr>
-        <w:pStyle w:val="ListParagraph"/>
+        <w:pStyle w:val="7"/>
         <w:numPr>
           <w:ilvl w:val="0"/>
-          <w:numId w:val="2"/>
+          <w:numId w:val="1"/>
         </w:numPr>
         <w:tabs>
           <w:tab w:val="left" w:pos="1054"/>
@@ -957,10 +1118,10 @@
     </w:p>
     <w:p>
       <w:pPr>
-        <w:pStyle w:val="ListParagraph"/>
+        <w:pStyle w:val="7"/>
         <w:numPr>
           <w:ilvl w:val="0"/>
-          <w:numId w:val="2"/>
+          <w:numId w:val="1"/>
         </w:numPr>
         <w:tabs>
           <w:tab w:val="left" w:pos="1003"/>
@@ -1214,10 +1375,10 @@
     </w:p>
     <w:p>
       <w:pPr>
-        <w:pStyle w:val="ListParagraph"/>
+        <w:pStyle w:val="7"/>
         <w:numPr>
           <w:ilvl w:val="0"/>
-          <w:numId w:val="2"/>
+          <w:numId w:val="1"/>
         </w:numPr>
         <w:tabs>
           <w:tab w:val="left" w:pos="1019"/>
@@ -1248,10 +1409,10 @@
     </w:p>
     <w:p>
       <w:pPr>
-        <w:pStyle w:val="ListParagraph"/>
+        <w:pStyle w:val="7"/>
         <w:numPr>
           <w:ilvl w:val="0"/>
-          <w:numId w:val="2"/>
+          <w:numId w:val="1"/>
         </w:numPr>
         <w:tabs>
           <w:tab w:val="left" w:pos="1009"/>
@@ -1447,10 +1608,10 @@
     </w:p>
     <w:p>
       <w:pPr>
-        <w:pStyle w:val="ListParagraph"/>
+        <w:pStyle w:val="7"/>
         <w:numPr>
           <w:ilvl w:val="0"/>
-          <w:numId w:val="2"/>
+          <w:numId w:val="1"/>
         </w:numPr>
         <w:tabs>
           <w:tab w:val="left" w:pos="1012"/>
@@ -1465,7 +1626,7 @@
           <w:type w:val="continuous"/>
           <w:pgSz w:w="12240" w:h="15840"/>
           <w:pgMar w:top="1300" w:right="1080" w:bottom="280" w:left="1080" w:header="720" w:footer="720" w:gutter="0"/>
-          <w:cols w:space="720"/>
+          <w:cols w:space="720" w:num="1"/>
         </w:sectPr>
       </w:pPr>
       <w:r>
@@ -1494,7 +1655,7 @@
     </w:p>
     <w:p>
       <w:pPr>
-        <w:pStyle w:val="Heading1"/>
+        <w:pStyle w:val="2"/>
         <w:spacing w:before="61" w:line="480" w:lineRule="auto"/>
         <w:ind w:left="0" w:right="7507"/>
         <w:rPr>
@@ -1508,7 +1669,6 @@
           <w:sz w:val="28"/>
           <w:szCs w:val="28"/>
         </w:rPr>
-        <w:lastRenderedPageBreak/>
         <w:t xml:space="preserve">Prerequisites. </w:t>
       </w:r>
       <w:r>
@@ -1536,7 +1696,7 @@
     </w:p>
     <w:p>
       <w:pPr>
-        <w:pStyle w:val="BodyText"/>
+        <w:pStyle w:val="5"/>
         <w:spacing w:line="237" w:lineRule="auto"/>
         <w:jc w:val="left"/>
         <w:rPr>
@@ -1570,7 +1730,7 @@
     </w:p>
     <w:p>
       <w:pPr>
-        <w:pStyle w:val="BodyText"/>
+        <w:pStyle w:val="5"/>
         <w:spacing w:before="1" w:line="275" w:lineRule="exact"/>
         <w:ind w:left="768" w:firstLine="0"/>
         <w:jc w:val="left"/>
@@ -1830,7 +1990,7 @@
     </w:p>
     <w:p>
       <w:pPr>
-        <w:pStyle w:val="BodyText"/>
+        <w:pStyle w:val="5"/>
         <w:spacing w:line="275" w:lineRule="exact"/>
         <w:ind w:firstLine="0"/>
         <w:jc w:val="left"/>
@@ -2000,7 +2160,7 @@
     </w:p>
     <w:p>
       <w:pPr>
-        <w:pStyle w:val="BodyText"/>
+        <w:pStyle w:val="5"/>
         <w:ind w:left="0" w:firstLine="0"/>
         <w:jc w:val="left"/>
         <w:rPr>
@@ -2011,7 +2171,7 @@
     </w:p>
     <w:p>
       <w:pPr>
-        <w:pStyle w:val="BodyText"/>
+        <w:pStyle w:val="5"/>
         <w:spacing w:before="2"/>
         <w:ind w:left="0" w:firstLine="0"/>
         <w:jc w:val="left"/>
@@ -2036,23 +2196,7 @@
           <w:sz w:val="28"/>
           <w:szCs w:val="28"/>
         </w:rPr>
-        <w:t xml:space="preserve">International airport has main table, that stores data related to airports such as airport id, </w:t>
-      </w:r>
-      <w:proofErr w:type="spellStart"/>
-      <w:r>
-        <w:rPr>
-          <w:sz w:val="28"/>
-          <w:szCs w:val="28"/>
-        </w:rPr>
-        <w:t>airport_name</w:t>
-      </w:r>
-      <w:proofErr w:type="spellEnd"/>
-      <w:r>
-        <w:rPr>
-          <w:sz w:val="28"/>
-          <w:szCs w:val="28"/>
-        </w:rPr>
-        <w:t>, country, state, city. Also, indicates the airport information when it’s created and updated.</w:t>
+        <w:t>International airport has main table, that stores data related to airports such as airport id, airport_name, country, state, city. Also, indicates the airport information when it’s created and updated.</w:t>
       </w:r>
     </w:p>
     <w:p>
@@ -2159,7 +2303,7 @@
     </w:p>
     <w:p>
       <w:pPr>
-        <w:pStyle w:val="BodyText"/>
+        <w:pStyle w:val="5"/>
         <w:spacing w:line="259" w:lineRule="auto"/>
         <w:ind w:right="196"/>
         <w:rPr>
@@ -2169,13 +2313,13 @@
         <w:sectPr>
           <w:pgSz w:w="12240" w:h="15840"/>
           <w:pgMar w:top="1380" w:right="1080" w:bottom="280" w:left="1080" w:header="720" w:footer="720" w:gutter="0"/>
-          <w:cols w:space="720"/>
+          <w:cols w:space="720" w:num="1"/>
         </w:sectPr>
       </w:pPr>
     </w:p>
     <w:p>
       <w:pPr>
-        <w:pStyle w:val="Heading1"/>
+        <w:pStyle w:val="2"/>
         <w:spacing w:before="72" w:line="275" w:lineRule="exact"/>
         <w:jc w:val="both"/>
         <w:rPr>
@@ -2189,7 +2333,6 @@
           <w:sz w:val="28"/>
           <w:szCs w:val="28"/>
         </w:rPr>
-        <w:lastRenderedPageBreak/>
         <w:t>Relationships</w:t>
       </w:r>
       <w:r>
@@ -2235,7 +2378,7 @@
     </w:p>
     <w:p>
       <w:pPr>
-        <w:pStyle w:val="BodyText"/>
+        <w:pStyle w:val="5"/>
         <w:spacing w:line="242" w:lineRule="auto"/>
         <w:ind w:right="196"/>
         <w:rPr>
@@ -2253,7 +2396,7 @@
     </w:p>
     <w:p>
       <w:pPr>
-        <w:pStyle w:val="BodyText"/>
+        <w:pStyle w:val="5"/>
         <w:spacing w:line="242" w:lineRule="auto"/>
         <w:ind w:right="195"/>
         <w:rPr>
@@ -2271,7 +2414,7 @@
     </w:p>
     <w:p>
       <w:pPr>
-        <w:pStyle w:val="BodyText"/>
+        <w:pStyle w:val="5"/>
         <w:ind w:right="195"/>
         <w:rPr>
           <w:sz w:val="28"/>
@@ -2288,7 +2431,7 @@
     </w:p>
     <w:p>
       <w:pPr>
-        <w:pStyle w:val="Heading1"/>
+        <w:pStyle w:val="2"/>
         <w:spacing w:line="275" w:lineRule="exact"/>
         <w:rPr>
           <w:sz w:val="28"/>
@@ -2403,7 +2546,7 @@
     </w:p>
     <w:p>
       <w:pPr>
-        <w:pStyle w:val="BodyText"/>
+        <w:pStyle w:val="5"/>
         <w:spacing w:line="275" w:lineRule="exact"/>
         <w:ind w:left="768" w:firstLine="0"/>
         <w:jc w:val="left"/>
@@ -2605,7 +2748,7 @@
     </w:p>
     <w:p>
       <w:pPr>
-        <w:pStyle w:val="BodyText"/>
+        <w:pStyle w:val="5"/>
         <w:spacing w:line="275" w:lineRule="exact"/>
         <w:ind w:left="768" w:firstLine="0"/>
         <w:jc w:val="left"/>
@@ -2807,7 +2950,7 @@
     </w:p>
     <w:p>
       <w:pPr>
-        <w:pStyle w:val="BodyText"/>
+        <w:pStyle w:val="5"/>
         <w:spacing w:line="275" w:lineRule="exact"/>
         <w:ind w:left="768" w:firstLine="0"/>
         <w:jc w:val="left"/>
@@ -3069,7 +3212,7 @@
     </w:p>
     <w:p>
       <w:pPr>
-        <w:pStyle w:val="BodyText"/>
+        <w:pStyle w:val="5"/>
         <w:spacing w:line="271" w:lineRule="exact"/>
         <w:ind w:firstLine="0"/>
         <w:jc w:val="left"/>
@@ -3089,7 +3232,7 @@
     </w:p>
     <w:p>
       <w:pPr>
-        <w:pStyle w:val="BodyText"/>
+        <w:pStyle w:val="5"/>
         <w:spacing w:line="275" w:lineRule="exact"/>
         <w:ind w:left="768" w:firstLine="0"/>
         <w:jc w:val="left"/>
@@ -3276,7 +3419,7 @@
     </w:p>
     <w:p>
       <w:pPr>
-        <w:pStyle w:val="BodyText"/>
+        <w:pStyle w:val="5"/>
         <w:spacing w:before="2" w:line="275" w:lineRule="exact"/>
         <w:ind w:firstLine="0"/>
         <w:jc w:val="left"/>
@@ -3431,7 +3574,7 @@
     </w:p>
     <w:p>
       <w:pPr>
-        <w:pStyle w:val="BodyText"/>
+        <w:pStyle w:val="5"/>
         <w:spacing w:line="242" w:lineRule="auto"/>
         <w:jc w:val="left"/>
         <w:rPr>
@@ -3441,7 +3584,7 @@
         <w:sectPr>
           <w:pgSz w:w="12240" w:h="15840"/>
           <w:pgMar w:top="1580" w:right="1080" w:bottom="280" w:left="1080" w:header="720" w:footer="720" w:gutter="0"/>
-          <w:cols w:space="720"/>
+          <w:cols w:space="720" w:num="1"/>
         </w:sectPr>
       </w:pPr>
       <w:r>
@@ -3619,7 +3762,7 @@
     </w:p>
     <w:p>
       <w:pPr>
-        <w:pStyle w:val="BodyText"/>
+        <w:pStyle w:val="5"/>
         <w:ind w:left="0" w:right="196" w:firstLine="0"/>
         <w:rPr>
           <w:sz w:val="28"/>
@@ -3630,19 +3773,19 @@
     <w:sectPr>
       <w:pgSz w:w="12240" w:h="15840"/>
       <w:pgMar w:top="1300" w:right="1080" w:bottom="280" w:left="1080" w:header="720" w:footer="720" w:gutter="0"/>
-      <w:cols w:space="720"/>
+      <w:cols w:space="720" w:num="1"/>
     </w:sectPr>
   </w:body>
 </w:document>
 </file>
 
 <file path=word/numbering.xml><?xml version="1.0" encoding="utf-8"?>
-<w:numbering xmlns:wpc="http://schemas.microsoft.com/office/word/2010/wordprocessingCanvas" xmlns:cx="http://schemas.microsoft.com/office/drawing/2014/chartex" xmlns:cx1="http://schemas.microsoft.com/office/drawing/2015/9/8/chartex" xmlns:cx2="http://schemas.microsoft.com/office/drawing/2015/10/21/chartex" xmlns:cx3="http://schemas.microsoft.com/office/drawing/2016/5/9/chartex" xmlns:cx4="http://schemas.microsoft.com/office/drawing/2016/5/10/chartex" xmlns:cx5="http://schemas.microsoft.com/office/drawing/2016/5/11/chartex" xmlns:cx6="http://schemas.microsoft.com/office/drawing/2016/5/12/chartex" xmlns:cx7="http://schemas.microsoft.com/office/drawing/2016/5/13/chartex" xmlns:cx8="http://schemas.microsoft.com/office/drawing/2016/5/14/chartex" xmlns:mc="http://schemas.openxmlformats.org/markup-compatibility/2006" xmlns:aink="http://schemas.microsoft.com/office/drawing/2016/ink" xmlns:am3d="http://schemas.microsoft.com/office/drawing/2017/model3d" xmlns:o="urn:schemas-microsoft-com:office:office" xmlns:oel="http://schemas.microsoft.com/office/2019/extlst" xmlns:r="http://schemas.openxmlformats.org/officeDocument/2006/relationships" xmlns:m="http://schemas.openxmlformats.org/officeDocument/2006/math" xmlns:v="urn:schemas-microsoft-com:vml" xmlns:wp14="http://schemas.microsoft.com/office/word/2010/wordprocessingDrawing" xmlns:wp="http://schemas.openxmlformats.org/drawingml/2006/wordprocessingDrawing" xmlns:w10="urn:schemas-microsoft-com:office:word" xmlns:w="http://schemas.openxmlformats.org/wordprocessingml/2006/main" xmlns:w14="http://schemas.microsoft.com/office/word/2010/wordml" xmlns:w15="http://schemas.microsoft.com/office/word/2012/wordml" xmlns:w16cex="http://schemas.microsoft.com/office/word/2018/wordml/cex" xmlns:w16cid="http://schemas.microsoft.com/office/word/2016/wordml/cid" xmlns:w16="http://schemas.microsoft.com/office/word/2018/wordml" xmlns:w16du="http://schemas.microsoft.com/office/word/2023/wordml/word16du" xmlns:w16sdtdh="http://schemas.microsoft.com/office/word/2020/wordml/sdtdatahash" xmlns:w16sdtfl="http://schemas.microsoft.com/office/word/2024/wordml/sdtformatlock" xmlns:w16se="http://schemas.microsoft.com/office/word/2015/wordml/symex" xmlns:wpg="http://schemas.microsoft.com/office/word/2010/wordprocessingGroup" xmlns:wpi="http://schemas.microsoft.com/office/word/2010/wordprocessingInk" xmlns:wne="http://schemas.microsoft.com/office/word/2006/wordml" xmlns:wps="http://schemas.microsoft.com/office/word/2010/wordprocessingShape" mc:Ignorable="w14 w15 w16se w16cid w16 w16cex w16sdtdh w16sdtfl w16du wp14">
-  <w:abstractNum w:abstractNumId="0" w15:restartNumberingAfterBreak="0">
-    <w:nsid w:val="17AF542D"/>
-    <w:multiLevelType w:val="hybridMultilevel"/>
-    <w:tmpl w:val="7A0E0F4C"/>
-    <w:lvl w:ilvl="0" w:tplc="4B485E1E">
+<w:numbering xmlns:wpc="http://schemas.microsoft.com/office/word/2010/wordprocessingCanvas" xmlns:mc="http://schemas.openxmlformats.org/markup-compatibility/2006" xmlns:o="urn:schemas-microsoft-com:office:office" xmlns:r="http://schemas.openxmlformats.org/officeDocument/2006/relationships" xmlns:m="http://schemas.openxmlformats.org/officeDocument/2006/math" xmlns:v="urn:schemas-microsoft-com:vml" xmlns:wp14="http://schemas.microsoft.com/office/word/2010/wordprocessingDrawing" xmlns:wp="http://schemas.openxmlformats.org/drawingml/2006/wordprocessingDrawing" xmlns:w10="urn:schemas-microsoft-com:office:word" xmlns:w="http://schemas.openxmlformats.org/wordprocessingml/2006/main" xmlns:w14="http://schemas.microsoft.com/office/word/2010/wordml" xmlns:wpg="http://schemas.microsoft.com/office/word/2010/wordprocessingGroup" xmlns:wpi="http://schemas.microsoft.com/office/word/2010/wordprocessingInk" xmlns:wne="http://schemas.microsoft.com/office/word/2006/wordml" xmlns:wps="http://schemas.microsoft.com/office/word/2010/wordprocessingShape" xmlns:wpsCustomData="http://www.wps.cn/officeDocument/2013/wpsCustomData" mc:Ignorable="w14 wp14">
+  <w:abstractNum w:abstractNumId="0">
+    <w:nsid w:val="58C96CF8"/>
+    <w:multiLevelType w:val="multilevel"/>
+    <w:tmpl w:val="58C96CF8"/>
+    <w:lvl w:ilvl="0" w:tentative="0">
       <w:start w:val="1"/>
       <w:numFmt w:val="decimal"/>
       <w:lvlText w:val="%1."/>
@@ -3652,7 +3795,7 @@
         <w:jc w:val="left"/>
       </w:pPr>
       <w:rPr>
-        <w:rFonts w:ascii="Times New Roman" w:eastAsia="Times New Roman" w:hAnsi="Times New Roman" w:cs="Times New Roman" w:hint="default"/>
+        <w:rFonts w:hint="default" w:ascii="Times New Roman" w:hAnsi="Times New Roman" w:eastAsia="Times New Roman" w:cs="Times New Roman"/>
         <w:b w:val="0"/>
         <w:bCs w:val="0"/>
         <w:i w:val="0"/>
@@ -3664,7 +3807,8 @@
         <w:lang w:val="en-US" w:eastAsia="en-US" w:bidi="ar-SA"/>
       </w:rPr>
     </w:lvl>
-    <w:lvl w:ilvl="1" w:tplc="21BECFCA">
+    <w:lvl w:ilvl="1" w:tentative="0">
+      <w:start w:val="0"/>
       <w:numFmt w:val="bullet"/>
       <w:lvlText w:val="•"/>
       <w:lvlJc w:val="left"/>
@@ -3676,7 +3820,8 @@
         <w:lang w:val="en-US" w:eastAsia="en-US" w:bidi="ar-SA"/>
       </w:rPr>
     </w:lvl>
-    <w:lvl w:ilvl="2" w:tplc="08783052">
+    <w:lvl w:ilvl="2" w:tentative="0">
+      <w:start w:val="0"/>
       <w:numFmt w:val="bullet"/>
       <w:lvlText w:val="•"/>
       <w:lvlJc w:val="left"/>
@@ -3688,7 +3833,8 @@
         <w:lang w:val="en-US" w:eastAsia="en-US" w:bidi="ar-SA"/>
       </w:rPr>
     </w:lvl>
-    <w:lvl w:ilvl="3" w:tplc="437EB1FA">
+    <w:lvl w:ilvl="3" w:tentative="0">
+      <w:start w:val="0"/>
       <w:numFmt w:val="bullet"/>
       <w:lvlText w:val="•"/>
       <w:lvlJc w:val="left"/>
@@ -3700,7 +3846,8 @@
         <w:lang w:val="en-US" w:eastAsia="en-US" w:bidi="ar-SA"/>
       </w:rPr>
     </w:lvl>
-    <w:lvl w:ilvl="4" w:tplc="44E8E62A">
+    <w:lvl w:ilvl="4" w:tentative="0">
+      <w:start w:val="0"/>
       <w:numFmt w:val="bullet"/>
       <w:lvlText w:val="•"/>
       <w:lvlJc w:val="left"/>
@@ -3712,7 +3859,8 @@
         <w:lang w:val="en-US" w:eastAsia="en-US" w:bidi="ar-SA"/>
       </w:rPr>
     </w:lvl>
-    <w:lvl w:ilvl="5" w:tplc="95FC6F40">
+    <w:lvl w:ilvl="5" w:tentative="0">
+      <w:start w:val="0"/>
       <w:numFmt w:val="bullet"/>
       <w:lvlText w:val="•"/>
       <w:lvlJc w:val="left"/>
@@ -3724,7 +3872,8 @@
         <w:lang w:val="en-US" w:eastAsia="en-US" w:bidi="ar-SA"/>
       </w:rPr>
     </w:lvl>
-    <w:lvl w:ilvl="6" w:tplc="4F0CDC82">
+    <w:lvl w:ilvl="6" w:tentative="0">
+      <w:start w:val="0"/>
       <w:numFmt w:val="bullet"/>
       <w:lvlText w:val="•"/>
       <w:lvlJc w:val="left"/>
@@ -3736,7 +3885,8 @@
         <w:lang w:val="en-US" w:eastAsia="en-US" w:bidi="ar-SA"/>
       </w:rPr>
     </w:lvl>
-    <w:lvl w:ilvl="7" w:tplc="2A22B0BA">
+    <w:lvl w:ilvl="7" w:tentative="0">
+      <w:start w:val="0"/>
       <w:numFmt w:val="bullet"/>
       <w:lvlText w:val="•"/>
       <w:lvlJc w:val="left"/>
@@ -3748,7 +3898,8 @@
         <w:lang w:val="en-US" w:eastAsia="en-US" w:bidi="ar-SA"/>
       </w:rPr>
     </w:lvl>
-    <w:lvl w:ilvl="8" w:tplc="70FAB240">
+    <w:lvl w:ilvl="8" w:tentative="0">
+      <w:start w:val="0"/>
       <w:numFmt w:val="bullet"/>
       <w:lvlText w:val="•"/>
       <w:lvlJc w:val="left"/>
@@ -3761,547 +3912,196 @@
       </w:rPr>
     </w:lvl>
   </w:abstractNum>
-  <w:abstractNum w:abstractNumId="1" w15:restartNumberingAfterBreak="0">
-    <w:nsid w:val="58C96CF8"/>
-    <w:multiLevelType w:val="hybridMultilevel"/>
-    <w:tmpl w:val="8E28238C"/>
-    <w:lvl w:ilvl="0" w:tplc="342E1952">
-      <w:start w:val="1"/>
-      <w:numFmt w:val="decimal"/>
-      <w:lvlText w:val="%1."/>
-      <w:lvlJc w:val="left"/>
-      <w:pPr>
-        <w:ind w:left="1008" w:hanging="240"/>
-        <w:jc w:val="left"/>
-      </w:pPr>
-      <w:rPr>
-        <w:rFonts w:ascii="Times New Roman" w:eastAsia="Times New Roman" w:hAnsi="Times New Roman" w:cs="Times New Roman" w:hint="default"/>
-        <w:b w:val="0"/>
-        <w:bCs w:val="0"/>
-        <w:i w:val="0"/>
-        <w:iCs w:val="0"/>
-        <w:spacing w:val="0"/>
-        <w:w w:val="100"/>
-        <w:sz w:val="24"/>
-        <w:szCs w:val="24"/>
-        <w:lang w:val="en-US" w:eastAsia="en-US" w:bidi="ar-SA"/>
-      </w:rPr>
-    </w:lvl>
-    <w:lvl w:ilvl="1" w:tplc="D4A6972C">
-      <w:numFmt w:val="bullet"/>
-      <w:lvlText w:val="•"/>
-      <w:lvlJc w:val="left"/>
-      <w:pPr>
-        <w:ind w:left="1908" w:hanging="240"/>
-      </w:pPr>
-      <w:rPr>
-        <w:rFonts w:hint="default"/>
-        <w:lang w:val="en-US" w:eastAsia="en-US" w:bidi="ar-SA"/>
-      </w:rPr>
-    </w:lvl>
-    <w:lvl w:ilvl="2" w:tplc="0F603F1C">
-      <w:numFmt w:val="bullet"/>
-      <w:lvlText w:val="•"/>
-      <w:lvlJc w:val="left"/>
-      <w:pPr>
-        <w:ind w:left="2816" w:hanging="240"/>
-      </w:pPr>
-      <w:rPr>
-        <w:rFonts w:hint="default"/>
-        <w:lang w:val="en-US" w:eastAsia="en-US" w:bidi="ar-SA"/>
-      </w:rPr>
-    </w:lvl>
-    <w:lvl w:ilvl="3" w:tplc="A20657DC">
-      <w:numFmt w:val="bullet"/>
-      <w:lvlText w:val="•"/>
-      <w:lvlJc w:val="left"/>
-      <w:pPr>
-        <w:ind w:left="3724" w:hanging="240"/>
-      </w:pPr>
-      <w:rPr>
-        <w:rFonts w:hint="default"/>
-        <w:lang w:val="en-US" w:eastAsia="en-US" w:bidi="ar-SA"/>
-      </w:rPr>
-    </w:lvl>
-    <w:lvl w:ilvl="4" w:tplc="0986B4A0">
-      <w:numFmt w:val="bullet"/>
-      <w:lvlText w:val="•"/>
-      <w:lvlJc w:val="left"/>
-      <w:pPr>
-        <w:ind w:left="4632" w:hanging="240"/>
-      </w:pPr>
-      <w:rPr>
-        <w:rFonts w:hint="default"/>
-        <w:lang w:val="en-US" w:eastAsia="en-US" w:bidi="ar-SA"/>
-      </w:rPr>
-    </w:lvl>
-    <w:lvl w:ilvl="5" w:tplc="0E5421B0">
-      <w:numFmt w:val="bullet"/>
-      <w:lvlText w:val="•"/>
-      <w:lvlJc w:val="left"/>
-      <w:pPr>
-        <w:ind w:left="5540" w:hanging="240"/>
-      </w:pPr>
-      <w:rPr>
-        <w:rFonts w:hint="default"/>
-        <w:lang w:val="en-US" w:eastAsia="en-US" w:bidi="ar-SA"/>
-      </w:rPr>
-    </w:lvl>
-    <w:lvl w:ilvl="6" w:tplc="DED8A99A">
-      <w:numFmt w:val="bullet"/>
-      <w:lvlText w:val="•"/>
-      <w:lvlJc w:val="left"/>
-      <w:pPr>
-        <w:ind w:left="6448" w:hanging="240"/>
-      </w:pPr>
-      <w:rPr>
-        <w:rFonts w:hint="default"/>
-        <w:lang w:val="en-US" w:eastAsia="en-US" w:bidi="ar-SA"/>
-      </w:rPr>
-    </w:lvl>
-    <w:lvl w:ilvl="7" w:tplc="F4AAC336">
-      <w:numFmt w:val="bullet"/>
-      <w:lvlText w:val="•"/>
-      <w:lvlJc w:val="left"/>
-      <w:pPr>
-        <w:ind w:left="7356" w:hanging="240"/>
-      </w:pPr>
-      <w:rPr>
-        <w:rFonts w:hint="default"/>
-        <w:lang w:val="en-US" w:eastAsia="en-US" w:bidi="ar-SA"/>
-      </w:rPr>
-    </w:lvl>
-    <w:lvl w:ilvl="8" w:tplc="98D6BA7C">
-      <w:numFmt w:val="bullet"/>
-      <w:lvlText w:val="•"/>
-      <w:lvlJc w:val="left"/>
-      <w:pPr>
-        <w:ind w:left="8264" w:hanging="240"/>
-      </w:pPr>
-      <w:rPr>
-        <w:rFonts w:hint="default"/>
-        <w:lang w:val="en-US" w:eastAsia="en-US" w:bidi="ar-SA"/>
-      </w:rPr>
-    </w:lvl>
-  </w:abstractNum>
-  <w:num w:numId="1" w16cid:durableId="49429562">
+  <w:num w:numId="1">
     <w:abstractNumId w:val="0"/>
-  </w:num>
-  <w:num w:numId="2" w16cid:durableId="1334533979">
-    <w:abstractNumId w:val="1"/>
   </w:num>
 </w:numbering>
 </file>
 
 <file path=word/styles.xml><?xml version="1.0" encoding="utf-8"?>
-<w:styles xmlns:mc="http://schemas.openxmlformats.org/markup-compatibility/2006" xmlns:r="http://schemas.openxmlformats.org/officeDocument/2006/relationships" xmlns:w="http://schemas.openxmlformats.org/wordprocessingml/2006/main" xmlns:w14="http://schemas.microsoft.com/office/word/2010/wordml" xmlns:w15="http://schemas.microsoft.com/office/word/2012/wordml" xmlns:w16cex="http://schemas.microsoft.com/office/word/2018/wordml/cex" xmlns:w16cid="http://schemas.microsoft.com/office/word/2016/wordml/cid" xmlns:w16="http://schemas.microsoft.com/office/word/2018/wordml" xmlns:w16du="http://schemas.microsoft.com/office/word/2023/wordml/word16du" xmlns:w16sdtdh="http://schemas.microsoft.com/office/word/2020/wordml/sdtdatahash" xmlns:w16sdtfl="http://schemas.microsoft.com/office/word/2024/wordml/sdtformatlock" xmlns:w16se="http://schemas.microsoft.com/office/word/2015/wordml/symex" mc:Ignorable="w14 w15 w16se w16cid w16 w16cex w16sdtdh w16sdtfl w16du">
+<w:styles xmlns:mc="http://schemas.openxmlformats.org/markup-compatibility/2006" xmlns:o="urn:schemas-microsoft-com:office:office" xmlns:r="http://schemas.openxmlformats.org/officeDocument/2006/relationships" xmlns:m="http://schemas.openxmlformats.org/officeDocument/2006/math" xmlns:v="urn:schemas-microsoft-com:vml" xmlns:w="http://schemas.openxmlformats.org/wordprocessingml/2006/main" xmlns:w14="http://schemas.microsoft.com/office/word/2010/wordml" xmlns:w10="urn:schemas-microsoft-com:office:word" xmlns:sl="http://schemas.openxmlformats.org/schemaLibrary/2006/main" xmlns:wpsCustomData="http://www.wps.cn/officeDocument/2013/wpsCustomData" mc:Ignorable="w14">
   <w:docDefaults>
     <w:rPrDefault>
       <w:rPr>
-        <w:rFonts w:asciiTheme="minorHAnsi" w:eastAsiaTheme="minorHAnsi" w:hAnsiTheme="minorHAnsi" w:cstheme="minorBidi"/>
-        <w:sz w:val="22"/>
-        <w:szCs w:val="22"/>
-        <w:lang w:val="en-US" w:eastAsia="en-US" w:bidi="ar-SA"/>
+        <w:rFonts w:asciiTheme="minorHAnsi" w:hAnsiTheme="minorHAnsi" w:eastAsiaTheme="minorHAnsi" w:cstheme="minorBidi"/>
       </w:rPr>
     </w:rPrDefault>
-    <w:pPrDefault>
-      <w:pPr>
-        <w:widowControl w:val="0"/>
-        <w:autoSpaceDE w:val="0"/>
-        <w:autoSpaceDN w:val="0"/>
-      </w:pPr>
-    </w:pPrDefault>
+    <w:pPrDefault/>
   </w:docDefaults>
-  <w:latentStyles w:defLockedState="0" w:defUIPriority="99" w:defSemiHidden="0" w:defUnhideWhenUsed="0" w:defQFormat="0" w:count="376">
-    <w:lsdException w:name="Normal" w:uiPriority="0" w:qFormat="1"/>
-    <w:lsdException w:name="heading 1" w:uiPriority="9" w:qFormat="1"/>
-    <w:lsdException w:name="heading 2" w:semiHidden="1" w:uiPriority="9" w:unhideWhenUsed="1" w:qFormat="1"/>
-    <w:lsdException w:name="heading 3" w:semiHidden="1" w:uiPriority="9" w:unhideWhenUsed="1" w:qFormat="1"/>
-    <w:lsdException w:name="heading 4" w:semiHidden="1" w:uiPriority="9" w:unhideWhenUsed="1" w:qFormat="1"/>
-    <w:lsdException w:name="heading 5" w:semiHidden="1" w:uiPriority="9" w:unhideWhenUsed="1" w:qFormat="1"/>
-    <w:lsdException w:name="heading 6" w:semiHidden="1" w:uiPriority="9" w:unhideWhenUsed="1" w:qFormat="1"/>
-    <w:lsdException w:name="heading 7" w:semiHidden="1" w:uiPriority="9" w:unhideWhenUsed="1" w:qFormat="1"/>
-    <w:lsdException w:name="heading 8" w:semiHidden="1" w:uiPriority="9" w:unhideWhenUsed="1" w:qFormat="1"/>
-    <w:lsdException w:name="heading 9" w:semiHidden="1" w:uiPriority="9" w:unhideWhenUsed="1" w:qFormat="1"/>
-    <w:lsdException w:name="index 1" w:semiHidden="1" w:unhideWhenUsed="1"/>
-    <w:lsdException w:name="index 2" w:semiHidden="1" w:unhideWhenUsed="1"/>
-    <w:lsdException w:name="index 3" w:semiHidden="1" w:unhideWhenUsed="1"/>
-    <w:lsdException w:name="index 4" w:semiHidden="1" w:unhideWhenUsed="1"/>
-    <w:lsdException w:name="index 5" w:semiHidden="1" w:unhideWhenUsed="1"/>
-    <w:lsdException w:name="index 6" w:semiHidden="1" w:unhideWhenUsed="1"/>
-    <w:lsdException w:name="index 7" w:semiHidden="1" w:unhideWhenUsed="1"/>
-    <w:lsdException w:name="index 8" w:semiHidden="1" w:unhideWhenUsed="1"/>
-    <w:lsdException w:name="index 9" w:semiHidden="1" w:unhideWhenUsed="1"/>
-    <w:lsdException w:name="toc 1" w:semiHidden="1" w:uiPriority="39" w:unhideWhenUsed="1"/>
-    <w:lsdException w:name="toc 2" w:semiHidden="1" w:uiPriority="39" w:unhideWhenUsed="1"/>
-    <w:lsdException w:name="toc 3" w:semiHidden="1" w:uiPriority="39" w:unhideWhenUsed="1"/>
-    <w:lsdException w:name="toc 4" w:semiHidden="1" w:uiPriority="39" w:unhideWhenUsed="1"/>
-    <w:lsdException w:name="toc 5" w:semiHidden="1" w:uiPriority="39" w:unhideWhenUsed="1"/>
-    <w:lsdException w:name="toc 6" w:semiHidden="1" w:uiPriority="39" w:unhideWhenUsed="1"/>
-    <w:lsdException w:name="toc 7" w:semiHidden="1" w:uiPriority="39" w:unhideWhenUsed="1"/>
-    <w:lsdException w:name="toc 8" w:semiHidden="1" w:uiPriority="39" w:unhideWhenUsed="1"/>
-    <w:lsdException w:name="toc 9" w:semiHidden="1" w:uiPriority="39" w:unhideWhenUsed="1"/>
-    <w:lsdException w:name="Normal Indent" w:semiHidden="1" w:unhideWhenUsed="1"/>
-    <w:lsdException w:name="footnote text" w:semiHidden="1" w:unhideWhenUsed="1"/>
-    <w:lsdException w:name="annotation text" w:semiHidden="1" w:unhideWhenUsed="1"/>
-    <w:lsdException w:name="header" w:semiHidden="1" w:unhideWhenUsed="1"/>
-    <w:lsdException w:name="footer" w:semiHidden="1" w:unhideWhenUsed="1"/>
-    <w:lsdException w:name="index heading" w:semiHidden="1" w:unhideWhenUsed="1"/>
-    <w:lsdException w:name="caption" w:semiHidden="1" w:uiPriority="35" w:unhideWhenUsed="1" w:qFormat="1"/>
-    <w:lsdException w:name="table of figures" w:semiHidden="1" w:unhideWhenUsed="1"/>
-    <w:lsdException w:name="envelope address" w:semiHidden="1" w:unhideWhenUsed="1"/>
-    <w:lsdException w:name="envelope return" w:semiHidden="1" w:unhideWhenUsed="1"/>
-    <w:lsdException w:name="footnote reference" w:semiHidden="1" w:unhideWhenUsed="1"/>
-    <w:lsdException w:name="annotation reference" w:semiHidden="1" w:unhideWhenUsed="1"/>
-    <w:lsdException w:name="line number" w:semiHidden="1" w:unhideWhenUsed="1"/>
-    <w:lsdException w:name="page number" w:semiHidden="1" w:unhideWhenUsed="1"/>
-    <w:lsdException w:name="endnote reference" w:semiHidden="1" w:unhideWhenUsed="1"/>
-    <w:lsdException w:name="endnote text" w:semiHidden="1" w:unhideWhenUsed="1"/>
-    <w:lsdException w:name="table of authorities" w:semiHidden="1" w:unhideWhenUsed="1"/>
-    <w:lsdException w:name="macro" w:semiHidden="1" w:unhideWhenUsed="1"/>
-    <w:lsdException w:name="toa heading" w:semiHidden="1" w:unhideWhenUsed="1"/>
-    <w:lsdException w:name="List" w:semiHidden="1" w:unhideWhenUsed="1"/>
-    <w:lsdException w:name="List Bullet" w:semiHidden="1" w:unhideWhenUsed="1"/>
-    <w:lsdException w:name="List Number" w:semiHidden="1" w:unhideWhenUsed="1"/>
-    <w:lsdException w:name="List 2" w:semiHidden="1" w:unhideWhenUsed="1"/>
-    <w:lsdException w:name="List 3" w:semiHidden="1" w:unhideWhenUsed="1"/>
-    <w:lsdException w:name="List 4" w:semiHidden="1" w:unhideWhenUsed="1"/>
-    <w:lsdException w:name="List 5" w:semiHidden="1" w:unhideWhenUsed="1"/>
-    <w:lsdException w:name="List Bullet 2" w:semiHidden="1" w:unhideWhenUsed="1"/>
-    <w:lsdException w:name="List Bullet 3" w:semiHidden="1" w:unhideWhenUsed="1"/>
-    <w:lsdException w:name="List Bullet 4" w:semiHidden="1" w:unhideWhenUsed="1"/>
-    <w:lsdException w:name="List Bullet 5" w:semiHidden="1" w:unhideWhenUsed="1"/>
-    <w:lsdException w:name="List Number 2" w:semiHidden="1" w:unhideWhenUsed="1"/>
-    <w:lsdException w:name="List Number 3" w:semiHidden="1" w:unhideWhenUsed="1"/>
-    <w:lsdException w:name="List Number 4" w:semiHidden="1" w:unhideWhenUsed="1"/>
-    <w:lsdException w:name="List Number 5" w:semiHidden="1" w:unhideWhenUsed="1"/>
-    <w:lsdException w:name="Title" w:uiPriority="10" w:qFormat="1"/>
-    <w:lsdException w:name="Closing" w:semiHidden="1" w:unhideWhenUsed="1"/>
-    <w:lsdException w:name="Signature" w:semiHidden="1" w:unhideWhenUsed="1"/>
-    <w:lsdException w:name="Default Paragraph Font" w:semiHidden="1" w:uiPriority="1" w:unhideWhenUsed="1"/>
-    <w:lsdException w:name="Body Text" w:semiHidden="1" w:unhideWhenUsed="1"/>
-    <w:lsdException w:name="Body Text Indent" w:semiHidden="1" w:unhideWhenUsed="1"/>
-    <w:lsdException w:name="List Continue" w:semiHidden="1" w:unhideWhenUsed="1"/>
-    <w:lsdException w:name="List Continue 2" w:semiHidden="1" w:unhideWhenUsed="1"/>
-    <w:lsdException w:name="List Continue 3" w:semiHidden="1" w:unhideWhenUsed="1"/>
-    <w:lsdException w:name="List Continue 4" w:semiHidden="1" w:unhideWhenUsed="1"/>
-    <w:lsdException w:name="List Continue 5" w:semiHidden="1" w:unhideWhenUsed="1"/>
-    <w:lsdException w:name="Message Header" w:semiHidden="1" w:unhideWhenUsed="1"/>
-    <w:lsdException w:name="Subtitle" w:uiPriority="11" w:qFormat="1"/>
-    <w:lsdException w:name="Salutation" w:semiHidden="1" w:unhideWhenUsed="1"/>
-    <w:lsdException w:name="Date" w:semiHidden="1" w:unhideWhenUsed="1"/>
-    <w:lsdException w:name="Body Text First Indent" w:semiHidden="1" w:unhideWhenUsed="1"/>
-    <w:lsdException w:name="Body Text First Indent 2" w:semiHidden="1" w:unhideWhenUsed="1"/>
-    <w:lsdException w:name="Note Heading" w:semiHidden="1" w:unhideWhenUsed="1"/>
-    <w:lsdException w:name="Body Text 2" w:semiHidden="1" w:unhideWhenUsed="1"/>
-    <w:lsdException w:name="Body Text 3" w:semiHidden="1" w:unhideWhenUsed="1"/>
-    <w:lsdException w:name="Body Text Indent 2" w:semiHidden="1" w:unhideWhenUsed="1"/>
-    <w:lsdException w:name="Body Text Indent 3" w:semiHidden="1" w:unhideWhenUsed="1"/>
-    <w:lsdException w:name="Block Text" w:semiHidden="1" w:unhideWhenUsed="1"/>
-    <w:lsdException w:name="Hyperlink" w:semiHidden="1" w:unhideWhenUsed="1"/>
-    <w:lsdException w:name="FollowedHyperlink" w:semiHidden="1" w:unhideWhenUsed="1"/>
-    <w:lsdException w:name="Strong" w:uiPriority="22" w:qFormat="1"/>
-    <w:lsdException w:name="Emphasis" w:uiPriority="20" w:qFormat="1"/>
-    <w:lsdException w:name="Document Map" w:semiHidden="1" w:unhideWhenUsed="1"/>
-    <w:lsdException w:name="Plain Text" w:semiHidden="1" w:unhideWhenUsed="1"/>
-    <w:lsdException w:name="E-mail Signature" w:semiHidden="1" w:unhideWhenUsed="1"/>
-    <w:lsdException w:name="HTML Top of Form" w:semiHidden="1" w:unhideWhenUsed="1"/>
-    <w:lsdException w:name="HTML Bottom of Form" w:semiHidden="1" w:unhideWhenUsed="1"/>
-    <w:lsdException w:name="Normal (Web)" w:semiHidden="1" w:unhideWhenUsed="1"/>
-    <w:lsdException w:name="HTML Acronym" w:semiHidden="1" w:unhideWhenUsed="1"/>
-    <w:lsdException w:name="HTML Address" w:semiHidden="1" w:unhideWhenUsed="1"/>
-    <w:lsdException w:name="HTML Cite" w:semiHidden="1" w:unhideWhenUsed="1"/>
-    <w:lsdException w:name="HTML Code" w:semiHidden="1" w:unhideWhenUsed="1"/>
-    <w:lsdException w:name="HTML Definition" w:semiHidden="1" w:unhideWhenUsed="1"/>
-    <w:lsdException w:name="HTML Keyboard" w:semiHidden="1" w:unhideWhenUsed="1"/>
-    <w:lsdException w:name="HTML Preformatted" w:semiHidden="1" w:unhideWhenUsed="1"/>
-    <w:lsdException w:name="HTML Sample" w:semiHidden="1" w:unhideWhenUsed="1"/>
-    <w:lsdException w:name="HTML Typewriter" w:semiHidden="1" w:unhideWhenUsed="1"/>
-    <w:lsdException w:name="HTML Variable" w:semiHidden="1" w:unhideWhenUsed="1"/>
-    <w:lsdException w:name="Normal Table" w:semiHidden="1" w:unhideWhenUsed="1"/>
-    <w:lsdException w:name="annotation subject" w:semiHidden="1" w:unhideWhenUsed="1"/>
-    <w:lsdException w:name="No List" w:semiHidden="1" w:unhideWhenUsed="1"/>
-    <w:lsdException w:name="Outline List 1" w:semiHidden="1" w:unhideWhenUsed="1"/>
-    <w:lsdException w:name="Outline List 2" w:semiHidden="1" w:unhideWhenUsed="1"/>
-    <w:lsdException w:name="Outline List 3" w:semiHidden="1" w:unhideWhenUsed="1"/>
-    <w:lsdException w:name="Table Simple 1" w:semiHidden="1" w:unhideWhenUsed="1"/>
-    <w:lsdException w:name="Table Simple 2" w:semiHidden="1" w:unhideWhenUsed="1"/>
-    <w:lsdException w:name="Table Simple 3" w:semiHidden="1" w:unhideWhenUsed="1"/>
-    <w:lsdException w:name="Table Classic 1" w:semiHidden="1" w:unhideWhenUsed="1"/>
-    <w:lsdException w:name="Table Classic 2" w:semiHidden="1" w:unhideWhenUsed="1"/>
-    <w:lsdException w:name="Table Classic 3" w:semiHidden="1" w:unhideWhenUsed="1"/>
-    <w:lsdException w:name="Table Classic 4" w:semiHidden="1" w:unhideWhenUsed="1"/>
-    <w:lsdException w:name="Table Colorful 1" w:semiHidden="1" w:unhideWhenUsed="1"/>
-    <w:lsdException w:name="Table Colorful 2" w:semiHidden="1" w:unhideWhenUsed="1"/>
-    <w:lsdException w:name="Table Colorful 3" w:semiHidden="1" w:unhideWhenUsed="1"/>
-    <w:lsdException w:name="Table Columns 1" w:semiHidden="1" w:unhideWhenUsed="1"/>
-    <w:lsdException w:name="Table Columns 2" w:semiHidden="1" w:unhideWhenUsed="1"/>
-    <w:lsdException w:name="Table Columns 3" w:semiHidden="1" w:unhideWhenUsed="1"/>
-    <w:lsdException w:name="Table Columns 4" w:semiHidden="1" w:unhideWhenUsed="1"/>
-    <w:lsdException w:name="Table Columns 5" w:semiHidden="1" w:unhideWhenUsed="1"/>
-    <w:lsdException w:name="Table Grid 1" w:semiHidden="1" w:unhideWhenUsed="1"/>
-    <w:lsdException w:name="Table Grid 2" w:semiHidden="1" w:unhideWhenUsed="1"/>
-    <w:lsdException w:name="Table Grid 3" w:semiHidden="1" w:unhideWhenUsed="1"/>
-    <w:lsdException w:name="Table Grid 4" w:semiHidden="1" w:unhideWhenUsed="1"/>
-    <w:lsdException w:name="Table Grid 5" w:semiHidden="1" w:unhideWhenUsed="1"/>
-    <w:lsdException w:name="Table Grid 6" w:semiHidden="1" w:unhideWhenUsed="1"/>
-    <w:lsdException w:name="Table Grid 7" w:semiHidden="1" w:unhideWhenUsed="1"/>
-    <w:lsdException w:name="Table Grid 8" w:semiHidden="1" w:unhideWhenUsed="1"/>
-    <w:lsdException w:name="Table List 1" w:semiHidden="1" w:unhideWhenUsed="1"/>
-    <w:lsdException w:name="Table List 2" w:semiHidden="1" w:unhideWhenUsed="1"/>
-    <w:lsdException w:name="Table List 3" w:semiHidden="1" w:unhideWhenUsed="1"/>
-    <w:lsdException w:name="Table List 4" w:semiHidden="1" w:unhideWhenUsed="1"/>
-    <w:lsdException w:name="Table List 5" w:semiHidden="1" w:unhideWhenUsed="1"/>
-    <w:lsdException w:name="Table List 6" w:semiHidden="1" w:unhideWhenUsed="1"/>
-    <w:lsdException w:name="Table List 7" w:semiHidden="1" w:unhideWhenUsed="1"/>
-    <w:lsdException w:name="Table List 8" w:semiHidden="1" w:unhideWhenUsed="1"/>
-    <w:lsdException w:name="Table 3D effects 1" w:semiHidden="1" w:unhideWhenUsed="1"/>
-    <w:lsdException w:name="Table 3D effects 2" w:semiHidden="1" w:unhideWhenUsed="1"/>
-    <w:lsdException w:name="Table 3D effects 3" w:semiHidden="1" w:unhideWhenUsed="1"/>
-    <w:lsdException w:name="Table Contemporary" w:semiHidden="1" w:unhideWhenUsed="1"/>
-    <w:lsdException w:name="Table Elegant" w:semiHidden="1" w:unhideWhenUsed="1"/>
-    <w:lsdException w:name="Table Professional" w:semiHidden="1" w:unhideWhenUsed="1"/>
-    <w:lsdException w:name="Table Subtle 1" w:semiHidden="1" w:unhideWhenUsed="1"/>
-    <w:lsdException w:name="Table Subtle 2" w:semiHidden="1" w:unhideWhenUsed="1"/>
-    <w:lsdException w:name="Table Web 1" w:semiHidden="1" w:unhideWhenUsed="1"/>
-    <w:lsdException w:name="Table Web 2" w:semiHidden="1" w:unhideWhenUsed="1"/>
-    <w:lsdException w:name="Table Web 3" w:semiHidden="1" w:unhideWhenUsed="1"/>
-    <w:lsdException w:name="Balloon Text" w:semiHidden="1" w:unhideWhenUsed="1"/>
-    <w:lsdException w:name="Table Grid" w:uiPriority="39"/>
-    <w:lsdException w:name="Table Theme" w:semiHidden="1" w:unhideWhenUsed="1"/>
-    <w:lsdException w:name="Placeholder Text" w:semiHidden="1"/>
-    <w:lsdException w:name="No Spacing" w:uiPriority="1" w:qFormat="1"/>
-    <w:lsdException w:name="Light Shading" w:uiPriority="60"/>
-    <w:lsdException w:name="Light List" w:uiPriority="61"/>
-    <w:lsdException w:name="Light Grid" w:uiPriority="62"/>
-    <w:lsdException w:name="Medium Shading 1" w:uiPriority="63"/>
-    <w:lsdException w:name="Medium Shading 2" w:uiPriority="64"/>
-    <w:lsdException w:name="Medium List 1" w:uiPriority="65"/>
-    <w:lsdException w:name="Medium List 2" w:uiPriority="66"/>
-    <w:lsdException w:name="Medium Grid 1" w:uiPriority="67"/>
-    <w:lsdException w:name="Medium Grid 2" w:uiPriority="68"/>
-    <w:lsdException w:name="Medium Grid 3" w:uiPriority="69"/>
-    <w:lsdException w:name="Dark List" w:uiPriority="70"/>
-    <w:lsdException w:name="Colorful Shading" w:uiPriority="71"/>
-    <w:lsdException w:name="Colorful List" w:uiPriority="72"/>
-    <w:lsdException w:name="Colorful Grid" w:uiPriority="73"/>
-    <w:lsdException w:name="Light Shading Accent 1" w:uiPriority="60"/>
-    <w:lsdException w:name="Light List Accent 1" w:uiPriority="61"/>
-    <w:lsdException w:name="Light Grid Accent 1" w:uiPriority="62"/>
-    <w:lsdException w:name="Medium Shading 1 Accent 1" w:uiPriority="63"/>
-    <w:lsdException w:name="Medium Shading 2 Accent 1" w:uiPriority="64"/>
-    <w:lsdException w:name="Medium List 1 Accent 1" w:uiPriority="65"/>
-    <w:lsdException w:name="Revision" w:semiHidden="1"/>
-    <w:lsdException w:name="List Paragraph" w:uiPriority="34" w:qFormat="1"/>
-    <w:lsdException w:name="Quote" w:uiPriority="29" w:qFormat="1"/>
-    <w:lsdException w:name="Intense Quote" w:uiPriority="30" w:qFormat="1"/>
-    <w:lsdException w:name="Medium List 2 Accent 1" w:uiPriority="66"/>
-    <w:lsdException w:name="Medium Grid 1 Accent 1" w:uiPriority="67"/>
-    <w:lsdException w:name="Medium Grid 2 Accent 1" w:uiPriority="68"/>
-    <w:lsdException w:name="Medium Grid 3 Accent 1" w:uiPriority="69"/>
-    <w:lsdException w:name="Dark List Accent 1" w:uiPriority="70"/>
-    <w:lsdException w:name="Colorful Shading Accent 1" w:uiPriority="71"/>
-    <w:lsdException w:name="Colorful List Accent 1" w:uiPriority="72"/>
-    <w:lsdException w:name="Colorful Grid Accent 1" w:uiPriority="73"/>
-    <w:lsdException w:name="Light Shading Accent 2" w:uiPriority="60"/>
-    <w:lsdException w:name="Light List Accent 2" w:uiPriority="61"/>
-    <w:lsdException w:name="Light Grid Accent 2" w:uiPriority="62"/>
-    <w:lsdException w:name="Medium Shading 1 Accent 2" w:uiPriority="63"/>
-    <w:lsdException w:name="Medium Shading 2 Accent 2" w:uiPriority="64"/>
-    <w:lsdException w:name="Medium List 1 Accent 2" w:uiPriority="65"/>
-    <w:lsdException w:name="Medium List 2 Accent 2" w:uiPriority="66"/>
-    <w:lsdException w:name="Medium Grid 1 Accent 2" w:uiPriority="67"/>
-    <w:lsdException w:name="Medium Grid 2 Accent 2" w:uiPriority="68"/>
-    <w:lsdException w:name="Medium Grid 3 Accent 2" w:uiPriority="69"/>
-    <w:lsdException w:name="Dark List Accent 2" w:uiPriority="70"/>
-    <w:lsdException w:name="Colorful Shading Accent 2" w:uiPriority="71"/>
-    <w:lsdException w:name="Colorful List Accent 2" w:uiPriority="72"/>
-    <w:lsdException w:name="Colorful Grid Accent 2" w:uiPriority="73"/>
-    <w:lsdException w:name="Light Shading Accent 3" w:uiPriority="60"/>
-    <w:lsdException w:name="Light List Accent 3" w:uiPriority="61"/>
-    <w:lsdException w:name="Light Grid Accent 3" w:uiPriority="62"/>
-    <w:lsdException w:name="Medium Shading 1 Accent 3" w:uiPriority="63"/>
-    <w:lsdException w:name="Medium Shading 2 Accent 3" w:uiPriority="64"/>
-    <w:lsdException w:name="Medium List 1 Accent 3" w:uiPriority="65"/>
-    <w:lsdException w:name="Medium List 2 Accent 3" w:uiPriority="66"/>
-    <w:lsdException w:name="Medium Grid 1 Accent 3" w:uiPriority="67"/>
-    <w:lsdException w:name="Medium Grid 2 Accent 3" w:uiPriority="68"/>
-    <w:lsdException w:name="Medium Grid 3 Accent 3" w:uiPriority="69"/>
-    <w:lsdException w:name="Dark List Accent 3" w:uiPriority="70"/>
-    <w:lsdException w:name="Colorful Shading Accent 3" w:uiPriority="71"/>
-    <w:lsdException w:name="Colorful List Accent 3" w:uiPriority="72"/>
-    <w:lsdException w:name="Colorful Grid Accent 3" w:uiPriority="73"/>
-    <w:lsdException w:name="Light Shading Accent 4" w:uiPriority="60"/>
-    <w:lsdException w:name="Light List Accent 4" w:uiPriority="61"/>
-    <w:lsdException w:name="Light Grid Accent 4" w:uiPriority="62"/>
-    <w:lsdException w:name="Medium Shading 1 Accent 4" w:uiPriority="63"/>
-    <w:lsdException w:name="Medium Shading 2 Accent 4" w:uiPriority="64"/>
-    <w:lsdException w:name="Medium List 1 Accent 4" w:uiPriority="65"/>
-    <w:lsdException w:name="Medium List 2 Accent 4" w:uiPriority="66"/>
-    <w:lsdException w:name="Medium Grid 1 Accent 4" w:uiPriority="67"/>
-    <w:lsdException w:name="Medium Grid 2 Accent 4" w:uiPriority="68"/>
-    <w:lsdException w:name="Medium Grid 3 Accent 4" w:uiPriority="69"/>
-    <w:lsdException w:name="Dark List Accent 4" w:uiPriority="70"/>
-    <w:lsdException w:name="Colorful Shading Accent 4" w:uiPriority="71"/>
-    <w:lsdException w:name="Colorful List Accent 4" w:uiPriority="72"/>
-    <w:lsdException w:name="Colorful Grid Accent 4" w:uiPriority="73"/>
-    <w:lsdException w:name="Light Shading Accent 5" w:uiPriority="60"/>
-    <w:lsdException w:name="Light List Accent 5" w:uiPriority="61"/>
-    <w:lsdException w:name="Light Grid Accent 5" w:uiPriority="62"/>
-    <w:lsdException w:name="Medium Shading 1 Accent 5" w:uiPriority="63"/>
-    <w:lsdException w:name="Medium Shading 2 Accent 5" w:uiPriority="64"/>
-    <w:lsdException w:name="Medium List 1 Accent 5" w:uiPriority="65"/>
-    <w:lsdException w:name="Medium List 2 Accent 5" w:uiPriority="66"/>
-    <w:lsdException w:name="Medium Grid 1 Accent 5" w:uiPriority="67"/>
-    <w:lsdException w:name="Medium Grid 2 Accent 5" w:uiPriority="68"/>
-    <w:lsdException w:name="Medium Grid 3 Accent 5" w:uiPriority="69"/>
-    <w:lsdException w:name="Dark List Accent 5" w:uiPriority="70"/>
-    <w:lsdException w:name="Colorful Shading Accent 5" w:uiPriority="71"/>
-    <w:lsdException w:name="Colorful List Accent 5" w:uiPriority="72"/>
-    <w:lsdException w:name="Colorful Grid Accent 5" w:uiPriority="73"/>
-    <w:lsdException w:name="Light Shading Accent 6" w:uiPriority="60"/>
-    <w:lsdException w:name="Light List Accent 6" w:uiPriority="61"/>
-    <w:lsdException w:name="Light Grid Accent 6" w:uiPriority="62"/>
-    <w:lsdException w:name="Medium Shading 1 Accent 6" w:uiPriority="63"/>
-    <w:lsdException w:name="Medium Shading 2 Accent 6" w:uiPriority="64"/>
-    <w:lsdException w:name="Medium List 1 Accent 6" w:uiPriority="65"/>
-    <w:lsdException w:name="Medium List 2 Accent 6" w:uiPriority="66"/>
-    <w:lsdException w:name="Medium Grid 1 Accent 6" w:uiPriority="67"/>
-    <w:lsdException w:name="Medium Grid 2 Accent 6" w:uiPriority="68"/>
-    <w:lsdException w:name="Medium Grid 3 Accent 6" w:uiPriority="69"/>
-    <w:lsdException w:name="Dark List Accent 6" w:uiPriority="70"/>
-    <w:lsdException w:name="Colorful Shading Accent 6" w:uiPriority="71"/>
-    <w:lsdException w:name="Colorful List Accent 6" w:uiPriority="72"/>
-    <w:lsdException w:name="Colorful Grid Accent 6" w:uiPriority="73"/>
-    <w:lsdException w:name="Subtle Emphasis" w:uiPriority="19" w:qFormat="1"/>
-    <w:lsdException w:name="Intense Emphasis" w:uiPriority="21" w:qFormat="1"/>
-    <w:lsdException w:name="Subtle Reference" w:uiPriority="31" w:qFormat="1"/>
-    <w:lsdException w:name="Intense Reference" w:uiPriority="32" w:qFormat="1"/>
-    <w:lsdException w:name="Book Title" w:uiPriority="33" w:qFormat="1"/>
-    <w:lsdException w:name="Bibliography" w:semiHidden="1" w:uiPriority="37" w:unhideWhenUsed="1"/>
-    <w:lsdException w:name="TOC Heading" w:semiHidden="1" w:uiPriority="39" w:unhideWhenUsed="1" w:qFormat="1"/>
-    <w:lsdException w:name="Plain Table 1" w:uiPriority="41"/>
-    <w:lsdException w:name="Plain Table 2" w:uiPriority="42"/>
-    <w:lsdException w:name="Plain Table 3" w:uiPriority="43"/>
-    <w:lsdException w:name="Plain Table 4" w:uiPriority="44"/>
-    <w:lsdException w:name="Plain Table 5" w:uiPriority="45"/>
-    <w:lsdException w:name="Grid Table Light" w:uiPriority="40"/>
-    <w:lsdException w:name="Grid Table 1 Light" w:uiPriority="46"/>
-    <w:lsdException w:name="Grid Table 2" w:uiPriority="47"/>
-    <w:lsdException w:name="Grid Table 3" w:uiPriority="48"/>
-    <w:lsdException w:name="Grid Table 4" w:uiPriority="49"/>
-    <w:lsdException w:name="Grid Table 5 Dark" w:uiPriority="50"/>
-    <w:lsdException w:name="Grid Table 6 Colorful" w:uiPriority="51"/>
-    <w:lsdException w:name="Grid Table 7 Colorful" w:uiPriority="52"/>
-    <w:lsdException w:name="Grid Table 1 Light Accent 1" w:uiPriority="46"/>
-    <w:lsdException w:name="Grid Table 2 Accent 1" w:uiPriority="47"/>
-    <w:lsdException w:name="Grid Table 3 Accent 1" w:uiPriority="48"/>
-    <w:lsdException w:name="Grid Table 4 Accent 1" w:uiPriority="49"/>
-    <w:lsdException w:name="Grid Table 5 Dark Accent 1" w:uiPriority="50"/>
-    <w:lsdException w:name="Grid Table 6 Colorful Accent 1" w:uiPriority="51"/>
-    <w:lsdException w:name="Grid Table 7 Colorful Accent 1" w:uiPriority="52"/>
-    <w:lsdException w:name="Grid Table 1 Light Accent 2" w:uiPriority="46"/>
-    <w:lsdException w:name="Grid Table 2 Accent 2" w:uiPriority="47"/>
-    <w:lsdException w:name="Grid Table 3 Accent 2" w:uiPriority="48"/>
-    <w:lsdException w:name="Grid Table 4 Accent 2" w:uiPriority="49"/>
-    <w:lsdException w:name="Grid Table 5 Dark Accent 2" w:uiPriority="50"/>
-    <w:lsdException w:name="Grid Table 6 Colorful Accent 2" w:uiPriority="51"/>
-    <w:lsdException w:name="Grid Table 7 Colorful Accent 2" w:uiPriority="52"/>
-    <w:lsdException w:name="Grid Table 1 Light Accent 3" w:uiPriority="46"/>
-    <w:lsdException w:name="Grid Table 2 Accent 3" w:uiPriority="47"/>
-    <w:lsdException w:name="Grid Table 3 Accent 3" w:uiPriority="48"/>
-    <w:lsdException w:name="Grid Table 4 Accent 3" w:uiPriority="49"/>
-    <w:lsdException w:name="Grid Table 5 Dark Accent 3" w:uiPriority="50"/>
-    <w:lsdException w:name="Grid Table 6 Colorful Accent 3" w:uiPriority="51"/>
-    <w:lsdException w:name="Grid Table 7 Colorful Accent 3" w:uiPriority="52"/>
-    <w:lsdException w:name="Grid Table 1 Light Accent 4" w:uiPriority="46"/>
-    <w:lsdException w:name="Grid Table 2 Accent 4" w:uiPriority="47"/>
-    <w:lsdException w:name="Grid Table 3 Accent 4" w:uiPriority="48"/>
-    <w:lsdException w:name="Grid Table 4 Accent 4" w:uiPriority="49"/>
-    <w:lsdException w:name="Grid Table 5 Dark Accent 4" w:uiPriority="50"/>
-    <w:lsdException w:name="Grid Table 6 Colorful Accent 4" w:uiPriority="51"/>
-    <w:lsdException w:name="Grid Table 7 Colorful Accent 4" w:uiPriority="52"/>
-    <w:lsdException w:name="Grid Table 1 Light Accent 5" w:uiPriority="46"/>
-    <w:lsdException w:name="Grid Table 2 Accent 5" w:uiPriority="47"/>
-    <w:lsdException w:name="Grid Table 3 Accent 5" w:uiPriority="48"/>
-    <w:lsdException w:name="Grid Table 4 Accent 5" w:uiPriority="49"/>
-    <w:lsdException w:name="Grid Table 5 Dark Accent 5" w:uiPriority="50"/>
-    <w:lsdException w:name="Grid Table 6 Colorful Accent 5" w:uiPriority="51"/>
-    <w:lsdException w:name="Grid Table 7 Colorful Accent 5" w:uiPriority="52"/>
-    <w:lsdException w:name="Grid Table 1 Light Accent 6" w:uiPriority="46"/>
-    <w:lsdException w:name="Grid Table 2 Accent 6" w:uiPriority="47"/>
-    <w:lsdException w:name="Grid Table 3 Accent 6" w:uiPriority="48"/>
-    <w:lsdException w:name="Grid Table 4 Accent 6" w:uiPriority="49"/>
-    <w:lsdException w:name="Grid Table 5 Dark Accent 6" w:uiPriority="50"/>
-    <w:lsdException w:name="Grid Table 6 Colorful Accent 6" w:uiPriority="51"/>
-    <w:lsdException w:name="Grid Table 7 Colorful Accent 6" w:uiPriority="52"/>
-    <w:lsdException w:name="List Table 1 Light" w:uiPriority="46"/>
-    <w:lsdException w:name="List Table 2" w:uiPriority="47"/>
-    <w:lsdException w:name="List Table 3" w:uiPriority="48"/>
-    <w:lsdException w:name="List Table 4" w:uiPriority="49"/>
-    <w:lsdException w:name="List Table 5 Dark" w:uiPriority="50"/>
-    <w:lsdException w:name="List Table 6 Colorful" w:uiPriority="51"/>
-    <w:lsdException w:name="List Table 7 Colorful" w:uiPriority="52"/>
-    <w:lsdException w:name="List Table 1 Light Accent 1" w:uiPriority="46"/>
-    <w:lsdException w:name="List Table 2 Accent 1" w:uiPriority="47"/>
-    <w:lsdException w:name="List Table 3 Accent 1" w:uiPriority="48"/>
-    <w:lsdException w:name="List Table 4 Accent 1" w:uiPriority="49"/>
-    <w:lsdException w:name="List Table 5 Dark Accent 1" w:uiPriority="50"/>
-    <w:lsdException w:name="List Table 6 Colorful Accent 1" w:uiPriority="51"/>
-    <w:lsdException w:name="List Table 7 Colorful Accent 1" w:uiPriority="52"/>
-    <w:lsdException w:name="List Table 1 Light Accent 2" w:uiPriority="46"/>
-    <w:lsdException w:name="List Table 2 Accent 2" w:uiPriority="47"/>
-    <w:lsdException w:name="List Table 3 Accent 2" w:uiPriority="48"/>
-    <w:lsdException w:name="List Table 4 Accent 2" w:uiPriority="49"/>
-    <w:lsdException w:name="List Table 5 Dark Accent 2" w:uiPriority="50"/>
-    <w:lsdException w:name="List Table 6 Colorful Accent 2" w:uiPriority="51"/>
-    <w:lsdException w:name="List Table 7 Colorful Accent 2" w:uiPriority="52"/>
-    <w:lsdException w:name="List Table 1 Light Accent 3" w:uiPriority="46"/>
-    <w:lsdException w:name="List Table 2 Accent 3" w:uiPriority="47"/>
-    <w:lsdException w:name="List Table 3 Accent 3" w:uiPriority="48"/>
-    <w:lsdException w:name="List Table 4 Accent 3" w:uiPriority="49"/>
-    <w:lsdException w:name="List Table 5 Dark Accent 3" w:uiPriority="50"/>
-    <w:lsdException w:name="List Table 6 Colorful Accent 3" w:uiPriority="51"/>
-    <w:lsdException w:name="List Table 7 Colorful Accent 3" w:uiPriority="52"/>
-    <w:lsdException w:name="List Table 1 Light Accent 4" w:uiPriority="46"/>
-    <w:lsdException w:name="List Table 2 Accent 4" w:uiPriority="47"/>
-    <w:lsdException w:name="List Table 3 Accent 4" w:uiPriority="48"/>
-    <w:lsdException w:name="List Table 4 Accent 4" w:uiPriority="49"/>
-    <w:lsdException w:name="List Table 5 Dark Accent 4" w:uiPriority="50"/>
-    <w:lsdException w:name="List Table 6 Colorful Accent 4" w:uiPriority="51"/>
-    <w:lsdException w:name="List Table 7 Colorful Accent 4" w:uiPriority="52"/>
-    <w:lsdException w:name="List Table 1 Light Accent 5" w:uiPriority="46"/>
-    <w:lsdException w:name="List Table 2 Accent 5" w:uiPriority="47"/>
-    <w:lsdException w:name="List Table 3 Accent 5" w:uiPriority="48"/>
-    <w:lsdException w:name="List Table 4 Accent 5" w:uiPriority="49"/>
-    <w:lsdException w:name="List Table 5 Dark Accent 5" w:uiPriority="50"/>
-    <w:lsdException w:name="List Table 6 Colorful Accent 5" w:uiPriority="51"/>
-    <w:lsdException w:name="List Table 7 Colorful Accent 5" w:uiPriority="52"/>
-    <w:lsdException w:name="List Table 1 Light Accent 6" w:uiPriority="46"/>
-    <w:lsdException w:name="List Table 2 Accent 6" w:uiPriority="47"/>
-    <w:lsdException w:name="List Table 3 Accent 6" w:uiPriority="48"/>
-    <w:lsdException w:name="List Table 4 Accent 6" w:uiPriority="49"/>
-    <w:lsdException w:name="List Table 5 Dark Accent 6" w:uiPriority="50"/>
-    <w:lsdException w:name="List Table 6 Colorful Accent 6" w:uiPriority="51"/>
-    <w:lsdException w:name="List Table 7 Colorful Accent 6" w:uiPriority="52"/>
-    <w:lsdException w:name="Mention" w:semiHidden="1" w:unhideWhenUsed="1"/>
-    <w:lsdException w:name="Smart Hyperlink" w:semiHidden="1" w:unhideWhenUsed="1"/>
-    <w:lsdException w:name="Hashtag" w:semiHidden="1" w:unhideWhenUsed="1"/>
-    <w:lsdException w:name="Unresolved Mention" w:semiHidden="1" w:unhideWhenUsed="1"/>
-    <w:lsdException w:name="Smart Link" w:semiHidden="1" w:unhideWhenUsed="1"/>
+  <w:latentStyles w:count="260" w:defQFormat="0" w:defUnhideWhenUsed="1" w:defSemiHidden="1" w:defUIPriority="99" w:defLockedState="0">
+    <w:lsdException w:qFormat="1" w:unhideWhenUsed="0" w:uiPriority="0" w:semiHidden="0" w:name="Normal"/>
+    <w:lsdException w:qFormat="1" w:unhideWhenUsed="0" w:uiPriority="9" w:semiHidden="0" w:name="heading 1"/>
+    <w:lsdException w:qFormat="1" w:uiPriority="9" w:name="heading 2"/>
+    <w:lsdException w:qFormat="1" w:uiPriority="9" w:name="heading 3"/>
+    <w:lsdException w:qFormat="1" w:uiPriority="9" w:name="heading 4"/>
+    <w:lsdException w:qFormat="1" w:uiPriority="9" w:name="heading 5"/>
+    <w:lsdException w:qFormat="1" w:uiPriority="9" w:name="heading 6"/>
+    <w:lsdException w:qFormat="1" w:uiPriority="9" w:name="heading 7"/>
+    <w:lsdException w:qFormat="1" w:uiPriority="9" w:name="heading 8"/>
+    <w:lsdException w:qFormat="1" w:uiPriority="9" w:name="heading 9"/>
+    <w:lsdException w:uiPriority="99" w:name="index 1"/>
+    <w:lsdException w:uiPriority="99" w:name="index 2"/>
+    <w:lsdException w:uiPriority="99" w:name="index 3"/>
+    <w:lsdException w:uiPriority="99" w:name="index 4"/>
+    <w:lsdException w:uiPriority="99" w:name="index 5"/>
+    <w:lsdException w:uiPriority="99" w:name="index 6"/>
+    <w:lsdException w:uiPriority="99" w:name="index 7"/>
+    <w:lsdException w:uiPriority="99" w:name="index 8"/>
+    <w:lsdException w:uiPriority="99" w:name="index 9"/>
+    <w:lsdException w:uiPriority="39" w:name="toc 1"/>
+    <w:lsdException w:uiPriority="39" w:name="toc 2"/>
+    <w:lsdException w:uiPriority="39" w:name="toc 3"/>
+    <w:lsdException w:uiPriority="39" w:name="toc 4"/>
+    <w:lsdException w:uiPriority="39" w:name="toc 5"/>
+    <w:lsdException w:uiPriority="39" w:name="toc 6"/>
+    <w:lsdException w:uiPriority="39" w:name="toc 7"/>
+    <w:lsdException w:uiPriority="39" w:name="toc 8"/>
+    <w:lsdException w:uiPriority="39" w:name="toc 9"/>
+    <w:lsdException w:uiPriority="99" w:name="Normal Indent"/>
+    <w:lsdException w:uiPriority="99" w:name="footnote text"/>
+    <w:lsdException w:uiPriority="99" w:name="annotation text"/>
+    <w:lsdException w:uiPriority="99" w:name="header"/>
+    <w:lsdException w:uiPriority="99" w:name="footer"/>
+    <w:lsdException w:uiPriority="99" w:name="index heading"/>
+    <w:lsdException w:qFormat="1" w:uiPriority="35" w:name="caption"/>
+    <w:lsdException w:uiPriority="99" w:name="table of figures"/>
+    <w:lsdException w:uiPriority="99" w:name="envelope address"/>
+    <w:lsdException w:uiPriority="99" w:name="envelope return"/>
+    <w:lsdException w:uiPriority="99" w:name="footnote reference"/>
+    <w:lsdException w:uiPriority="99" w:name="annotation reference"/>
+    <w:lsdException w:uiPriority="99" w:name="line number"/>
+    <w:lsdException w:uiPriority="99" w:name="page number"/>
+    <w:lsdException w:uiPriority="99" w:name="endnote reference"/>
+    <w:lsdException w:uiPriority="99" w:name="endnote text"/>
+    <w:lsdException w:uiPriority="99" w:name="table of authorities"/>
+    <w:lsdException w:uiPriority="99" w:name="macro"/>
+    <w:lsdException w:uiPriority="99" w:name="toa heading"/>
+    <w:lsdException w:uiPriority="99" w:name="List"/>
+    <w:lsdException w:uiPriority="99" w:name="List Bullet"/>
+    <w:lsdException w:uiPriority="99" w:name="List Number"/>
+    <w:lsdException w:uiPriority="99" w:name="List 2"/>
+    <w:lsdException w:uiPriority="99" w:name="List 3"/>
+    <w:lsdException w:uiPriority="99" w:name="List 4"/>
+    <w:lsdException w:uiPriority="99" w:name="List 5"/>
+    <w:lsdException w:uiPriority="99" w:name="List Bullet 2"/>
+    <w:lsdException w:uiPriority="99" w:name="List Bullet 3"/>
+    <w:lsdException w:uiPriority="99" w:name="List Bullet 4"/>
+    <w:lsdException w:uiPriority="99" w:name="List Bullet 5"/>
+    <w:lsdException w:uiPriority="99" w:name="List Number 2"/>
+    <w:lsdException w:uiPriority="99" w:name="List Number 3"/>
+    <w:lsdException w:uiPriority="99" w:name="List Number 4"/>
+    <w:lsdException w:uiPriority="99" w:name="List Number 5"/>
+    <w:lsdException w:qFormat="1" w:unhideWhenUsed="0" w:uiPriority="10" w:semiHidden="0" w:name="Title"/>
+    <w:lsdException w:uiPriority="99" w:name="Closing"/>
+    <w:lsdException w:uiPriority="99" w:name="Signature"/>
+    <w:lsdException w:qFormat="1" w:uiPriority="1" w:name="Default Paragraph Font"/>
+    <w:lsdException w:qFormat="1" w:unhideWhenUsed="0" w:uiPriority="1" w:semiHidden="0" w:name="Body Text"/>
+    <w:lsdException w:uiPriority="99" w:name="Body Text Indent"/>
+    <w:lsdException w:uiPriority="99" w:name="List Continue"/>
+    <w:lsdException w:uiPriority="99" w:name="List Continue 2"/>
+    <w:lsdException w:uiPriority="99" w:name="List Continue 3"/>
+    <w:lsdException w:uiPriority="99" w:name="List Continue 4"/>
+    <w:lsdException w:uiPriority="99" w:name="List Continue 5"/>
+    <w:lsdException w:uiPriority="99" w:name="Message Header"/>
+    <w:lsdException w:qFormat="1" w:unhideWhenUsed="0" w:uiPriority="11" w:semiHidden="0" w:name="Subtitle"/>
+    <w:lsdException w:uiPriority="99" w:name="Salutation"/>
+    <w:lsdException w:uiPriority="99" w:name="Date"/>
+    <w:lsdException w:uiPriority="99" w:name="Body Text First Indent"/>
+    <w:lsdException w:uiPriority="99" w:name="Body Text First Indent 2"/>
+    <w:lsdException w:uiPriority="99" w:name="Note Heading"/>
+    <w:lsdException w:uiPriority="99" w:name="Body Text 2"/>
+    <w:lsdException w:uiPriority="99" w:name="Body Text 3"/>
+    <w:lsdException w:uiPriority="99" w:name="Body Text Indent 2"/>
+    <w:lsdException w:uiPriority="99" w:name="Body Text Indent 3"/>
+    <w:lsdException w:uiPriority="99" w:name="Block Text"/>
+    <w:lsdException w:uiPriority="99" w:name="Hyperlink"/>
+    <w:lsdException w:uiPriority="99" w:name="FollowedHyperlink"/>
+    <w:lsdException w:qFormat="1" w:unhideWhenUsed="0" w:uiPriority="22" w:semiHidden="0" w:name="Strong"/>
+    <w:lsdException w:qFormat="1" w:unhideWhenUsed="0" w:uiPriority="20" w:semiHidden="0" w:name="Emphasis"/>
+    <w:lsdException w:uiPriority="99" w:name="Document Map"/>
+    <w:lsdException w:uiPriority="99" w:name="Plain Text"/>
+    <w:lsdException w:uiPriority="99" w:name="E-mail Signature"/>
+    <w:lsdException w:uiPriority="99" w:name="Normal (Web)"/>
+    <w:lsdException w:uiPriority="99" w:name="HTML Acronym"/>
+    <w:lsdException w:uiPriority="99" w:name="HTML Address"/>
+    <w:lsdException w:uiPriority="99" w:name="HTML Cite"/>
+    <w:lsdException w:uiPriority="99" w:name="HTML Code"/>
+    <w:lsdException w:uiPriority="99" w:name="HTML Definition"/>
+    <w:lsdException w:uiPriority="99" w:name="HTML Keyboard"/>
+    <w:lsdException w:uiPriority="99" w:name="HTML Preformatted"/>
+    <w:lsdException w:uiPriority="99" w:name="HTML Sample"/>
+    <w:lsdException w:uiPriority="99" w:name="HTML Typewriter"/>
+    <w:lsdException w:uiPriority="99" w:name="HTML Variable"/>
+    <w:lsdException w:qFormat="1" w:uiPriority="99" w:name="Normal Table"/>
+    <w:lsdException w:uiPriority="99" w:name="annotation subject"/>
+    <w:lsdException w:uiPriority="99" w:name="Table Simple 1"/>
+    <w:lsdException w:uiPriority="99" w:name="Table Simple 2"/>
+    <w:lsdException w:uiPriority="99" w:name="Table Simple 3"/>
+    <w:lsdException w:uiPriority="99" w:name="Table Classic 1"/>
+    <w:lsdException w:uiPriority="99" w:name="Table Classic 2"/>
+    <w:lsdException w:uiPriority="99" w:name="Table Classic 3"/>
+    <w:lsdException w:uiPriority="99" w:name="Table Classic 4"/>
+    <w:lsdException w:uiPriority="99" w:name="Table Colorful 1"/>
+    <w:lsdException w:uiPriority="99" w:name="Table Colorful 2"/>
+    <w:lsdException w:uiPriority="99" w:name="Table Colorful 3"/>
+    <w:lsdException w:uiPriority="99" w:name="Table Columns 1"/>
+    <w:lsdException w:uiPriority="99" w:name="Table Columns 2"/>
+    <w:lsdException w:uiPriority="99" w:name="Table Columns 3"/>
+    <w:lsdException w:uiPriority="99" w:name="Table Columns 4"/>
+    <w:lsdException w:uiPriority="99" w:name="Table Columns 5"/>
+    <w:lsdException w:uiPriority="99" w:name="Table Grid 1"/>
+    <w:lsdException w:uiPriority="99" w:name="Table Grid 2"/>
+    <w:lsdException w:uiPriority="99" w:name="Table Grid 3"/>
+    <w:lsdException w:uiPriority="99" w:name="Table Grid 4"/>
+    <w:lsdException w:uiPriority="99" w:name="Table Grid 5"/>
+    <w:lsdException w:uiPriority="99" w:name="Table Grid 6"/>
+    <w:lsdException w:uiPriority="99" w:name="Table Grid 7"/>
+    <w:lsdException w:uiPriority="99" w:name="Table Grid 8"/>
+    <w:lsdException w:uiPriority="99" w:name="Table List 1"/>
+    <w:lsdException w:uiPriority="99" w:name="Table List 2"/>
+    <w:lsdException w:uiPriority="99" w:name="Table List 3"/>
+    <w:lsdException w:uiPriority="99" w:name="Table List 4"/>
+    <w:lsdException w:uiPriority="99" w:name="Table List 5"/>
+    <w:lsdException w:uiPriority="99" w:name="Table List 6"/>
+    <w:lsdException w:uiPriority="99" w:name="Table List 7"/>
+    <w:lsdException w:uiPriority="99" w:name="Table List 8"/>
+    <w:lsdException w:uiPriority="99" w:name="Table 3D effects 1"/>
+    <w:lsdException w:uiPriority="99" w:name="Table 3D effects 2"/>
+    <w:lsdException w:uiPriority="99" w:name="Table 3D effects 3"/>
+    <w:lsdException w:uiPriority="99" w:name="Table Contemporary"/>
+    <w:lsdException w:uiPriority="99" w:name="Table Elegant"/>
+    <w:lsdException w:uiPriority="99" w:name="Table Professional"/>
+    <w:lsdException w:uiPriority="99" w:name="Table Subtle 1"/>
+    <w:lsdException w:uiPriority="99" w:name="Table Subtle 2"/>
+    <w:lsdException w:uiPriority="99" w:name="Table Web 1"/>
+    <w:lsdException w:uiPriority="99" w:name="Table Web 2"/>
+    <w:lsdException w:uiPriority="99" w:name="Table Web 3"/>
+    <w:lsdException w:uiPriority="99" w:name="Balloon Text"/>
+    <w:lsdException w:unhideWhenUsed="0" w:uiPriority="39" w:semiHidden="0" w:name="Table Grid"/>
+    <w:lsdException w:uiPriority="99" w:name="Table Theme"/>
+    <w:lsdException w:qFormat="1" w:unhideWhenUsed="0" w:uiPriority="1" w:semiHidden="0" w:name="List Paragraph"/>
   </w:latentStyles>
-  <w:style w:type="paragraph" w:default="1" w:styleId="Normal">
+  <w:style w:type="paragraph" w:default="1" w:styleId="1">
     <w:name w:val="Normal"/>
     <w:qFormat/>
+    <w:uiPriority w:val="0"/>
+    <w:pPr>
+      <w:widowControl w:val="0"/>
+      <w:autoSpaceDE w:val="0"/>
+      <w:autoSpaceDN w:val="0"/>
+    </w:pPr>
     <w:rPr>
-      <w:rFonts w:ascii="Times New Roman" w:eastAsia="Times New Roman" w:hAnsi="Times New Roman" w:cs="Times New Roman"/>
+      <w:rFonts w:ascii="Times New Roman" w:hAnsi="Times New Roman" w:eastAsia="Times New Roman" w:cs="Times New Roman"/>
+      <w:sz w:val="22"/>
+      <w:szCs w:val="22"/>
+      <w:lang w:val="en-US" w:eastAsia="en-US" w:bidi="ar-SA"/>
     </w:rPr>
   </w:style>
-  <w:style w:type="paragraph" w:styleId="Heading1">
+  <w:style w:type="paragraph" w:styleId="2">
     <w:name w:val="heading 1"/>
-    <w:basedOn w:val="Normal"/>
+    <w:basedOn w:val="1"/>
+    <w:qFormat/>
     <w:uiPriority w:val="9"/>
-    <w:qFormat/>
     <w:pPr>
       <w:ind w:left="768"/>
       <w:outlineLvl w:val="0"/>
@@ -4313,19 +4113,20 @@
       <w:szCs w:val="24"/>
     </w:rPr>
   </w:style>
-  <w:style w:type="character" w:default="1" w:styleId="DefaultParagraphFont">
+  <w:style w:type="character" w:default="1" w:styleId="3">
     <w:name w:val="Default Paragraph Font"/>
-    <w:uiPriority w:val="1"/>
     <w:semiHidden/>
     <w:unhideWhenUsed/>
+    <w:qFormat/>
+    <w:uiPriority w:val="1"/>
   </w:style>
-  <w:style w:type="table" w:default="1" w:styleId="TableNormal">
+  <w:style w:type="table" w:default="1" w:styleId="4">
     <w:name w:val="Normal Table"/>
-    <w:uiPriority w:val="99"/>
     <w:semiHidden/>
     <w:unhideWhenUsed/>
+    <w:qFormat/>
+    <w:uiPriority w:val="99"/>
     <w:tblPr>
-      <w:tblInd w:w="0" w:type="dxa"/>
       <w:tblCellMar>
         <w:top w:w="0" w:type="dxa"/>
         <w:left w:w="108" w:type="dxa"/>
@@ -4334,33 +4135,11 @@
       </w:tblCellMar>
     </w:tblPr>
   </w:style>
-  <w:style w:type="numbering" w:default="1" w:styleId="NoList">
-    <w:name w:val="No List"/>
-    <w:uiPriority w:val="99"/>
-    <w:semiHidden/>
-    <w:unhideWhenUsed/>
-  </w:style>
-  <w:style w:type="table" w:customStyle="1" w:styleId="TableNormal1">
-    <w:name w:val="Table Normal1"/>
-    <w:uiPriority w:val="2"/>
-    <w:semiHidden/>
-    <w:unhideWhenUsed/>
+  <w:style w:type="paragraph" w:styleId="5">
+    <w:name w:val="Body Text"/>
+    <w:basedOn w:val="1"/>
     <w:qFormat/>
-    <w:tblPr>
-      <w:tblInd w:w="0" w:type="dxa"/>
-      <w:tblCellMar>
-        <w:top w:w="0" w:type="dxa"/>
-        <w:left w:w="0" w:type="dxa"/>
-        <w:bottom w:w="0" w:type="dxa"/>
-        <w:right w:w="0" w:type="dxa"/>
-      </w:tblCellMar>
-    </w:tblPr>
-  </w:style>
-  <w:style w:type="paragraph" w:styleId="BodyText">
-    <w:name w:val="Body Text"/>
-    <w:basedOn w:val="Normal"/>
     <w:uiPriority w:val="1"/>
-    <w:qFormat/>
     <w:pPr>
       <w:ind w:left="201" w:firstLine="567"/>
       <w:jc w:val="both"/>
@@ -4370,20 +4149,35 @@
       <w:szCs w:val="24"/>
     </w:rPr>
   </w:style>
-  <w:style w:type="paragraph" w:styleId="ListParagraph">
+  <w:style w:type="table" w:customStyle="1" w:styleId="6">
+    <w:name w:val="Table Normal1"/>
+    <w:semiHidden/>
+    <w:unhideWhenUsed/>
+    <w:qFormat/>
+    <w:uiPriority w:val="2"/>
+    <w:tblPr>
+      <w:tblCellMar>
+        <w:top w:w="0" w:type="dxa"/>
+        <w:left w:w="0" w:type="dxa"/>
+        <w:bottom w:w="0" w:type="dxa"/>
+        <w:right w:w="0" w:type="dxa"/>
+      </w:tblCellMar>
+    </w:tblPr>
+  </w:style>
+  <w:style w:type="paragraph" w:styleId="7">
     <w:name w:val="List Paragraph"/>
-    <w:basedOn w:val="Normal"/>
+    <w:basedOn w:val="1"/>
+    <w:qFormat/>
     <w:uiPriority w:val="1"/>
-    <w:qFormat/>
     <w:pPr>
       <w:ind w:left="201" w:right="196" w:firstLine="567"/>
     </w:pPr>
   </w:style>
-  <w:style w:type="paragraph" w:customStyle="1" w:styleId="TableParagraph">
+  <w:style w:type="paragraph" w:customStyle="1" w:styleId="8">
     <w:name w:val="Table Paragraph"/>
-    <w:basedOn w:val="Normal"/>
+    <w:basedOn w:val="1"/>
+    <w:qFormat/>
     <w:uiPriority w:val="1"/>
-    <w:qFormat/>
   </w:style>
 </w:styles>
 </file>
@@ -4667,14 +4461,16 @@
     </a:fmtScheme>
   </a:themeElements>
   <a:objectDefaults/>
-  <a:extraClrSchemeLst/>
 </a:theme>
 </file>
 
 <file path=customXml/item1.xml><?xml version="1.0" encoding="utf-8"?>
-<p:properties xmlns:p="http://schemas.microsoft.com/office/2006/metadata/properties" xmlns:xsi="http://www.w3.org/2001/XMLSchema-instance" xmlns:pc="http://schemas.microsoft.com/office/infopath/2007/PartnerControls">
-  <documentManagement/>
-</p:properties>
+<?mso-contentType ?>
+<FormTemplates xmlns="http://schemas.microsoft.com/sharepoint/v3/contenttype/forms">
+  <Display>DocumentLibraryForm</Display>
+  <Edit>DocumentLibraryForm</Edit>
+  <New>DocumentLibraryForm</New>
+</FormTemplates>
 </file>
 
 <file path=customXml/item2.xml><?xml version="1.0" encoding="utf-8"?>
@@ -4792,31 +4588,25 @@
 </file>
 
 <file path=customXml/item3.xml><?xml version="1.0" encoding="utf-8"?>
-<?mso-contentType ?>
-<FormTemplates xmlns="http://schemas.microsoft.com/sharepoint/v3/contenttype/forms">
-  <Display>DocumentLibraryForm</Display>
-  <Edit>DocumentLibraryForm</Edit>
-  <New>DocumentLibraryForm</New>
-</FormTemplates>
+<p:properties xmlns:p="http://schemas.microsoft.com/office/2006/metadata/properties" xmlns:xsi="http://www.w3.org/2001/XMLSchema-instance" xmlns:pc="http://schemas.microsoft.com/office/infopath/2007/PartnerControls">
+  <documentManagement/>
+</p:properties>
 </file>
 
 <file path=customXml/itemProps1.xml><?xml version="1.0" encoding="utf-8"?>
-<ds:datastoreItem xmlns:ds="http://schemas.openxmlformats.org/officeDocument/2006/customXml" ds:itemID="{B3A9EFE0-5D72-42C1-A1AE-277960CDD0D2}">
-  <ds:schemaRefs>
-    <ds:schemaRef ds:uri="http://schemas.microsoft.com/office/2006/metadata/properties"/>
-    <ds:schemaRef ds:uri="http://schemas.microsoft.com/office/infopath/2007/PartnerControls"/>
-  </ds:schemaRefs>
+<ds:datastoreItem xmlns:ds="http://schemas.openxmlformats.org/officeDocument/2006/customXml" ds:itemID="{AF8696CB-37B6-49E0-AFA7-62EC9C6ED488}">
+  <ds:schemaRefs/>
 </ds:datastoreItem>
 </file>
 
 <file path=customXml/itemProps2.xml><?xml version="1.0" encoding="utf-8"?>
-<ds:datastoreItem xmlns:ds="http://schemas.openxmlformats.org/officeDocument/2006/customXml" ds:itemID="{04B2EB1E-3C2F-4317-A45C-04ECAA119D8A}"/>
+<ds:datastoreItem xmlns:ds="http://schemas.openxmlformats.org/officeDocument/2006/customXml" ds:itemID="{04B2EB1E-3C2F-4317-A45C-04ECAA119D8A}">
+  <ds:schemaRefs/>
+</ds:datastoreItem>
 </file>
 
 <file path=customXml/itemProps3.xml><?xml version="1.0" encoding="utf-8"?>
-<ds:datastoreItem xmlns:ds="http://schemas.openxmlformats.org/officeDocument/2006/customXml" ds:itemID="{AF8696CB-37B6-49E0-AFA7-62EC9C6ED488}">
-  <ds:schemaRefs>
-    <ds:schemaRef ds:uri="http://schemas.microsoft.com/sharepoint/v3/contenttype/forms"/>
-  </ds:schemaRefs>
+<ds:datastoreItem xmlns:ds="http://schemas.openxmlformats.org/officeDocument/2006/customXml" ds:itemID="{B3A9EFE0-5D72-42C1-A1AE-277960CDD0D2}">
+  <ds:schemaRefs/>
 </ds:datastoreItem>
 </file>